--- a/lessons/1-2/readiness/practice.docx
+++ b/lessons/1-2/readiness/practice.docx
@@ -101,7 +101,845 @@
     </w:p>
     <w:p>
       <w:pPr>
-        <w:spacing w:after="120" w:before="0"/>
+        <w:spacing w:after="60" w:before="120"/>
+      </w:pPr>
+      <w:r>
+        <w:rPr>
+          <w:b/>
+          <w:bCs/>
+          <w:color w:val="0F2B3C"/>
+          <w:sz w:val="24"/>
+          <w:szCs w:val="24"/>
+        </w:rPr>
+        <w:t xml:space="preserve">Vocabulary Anchor Box</w:t>
+      </w:r>
+    </w:p>
+    <w:tbl>
+      <w:tblPr>
+        <w:tblW w:type="dxa" w:w="9360"/>
+        <w:tblBorders>
+          <w:top w:val="single" w:color="C7D2DD" w:sz="6"/>
+          <w:left w:val="single" w:color="C7D2DD" w:sz="6"/>
+          <w:bottom w:val="single" w:color="C7D2DD" w:sz="6"/>
+          <w:right w:val="single" w:color="C7D2DD" w:sz="6"/>
+          <w:insideH w:val="single" w:color="C7D2DD" w:sz="6"/>
+          <w:insideV w:val="single" w:color="C7D2DD" w:sz="6"/>
+        </w:tblBorders>
+      </w:tblPr>
+      <w:tblGrid>
+        <w:gridCol w:w="1800"/>
+        <w:gridCol w:w="3160"/>
+        <w:gridCol w:w="2200"/>
+        <w:gridCol w:w="2200"/>
+      </w:tblGrid>
+      <w:tr>
+        <w:trPr>
+          <w:cantSplit/>
+          <w:tblHeader/>
+        </w:trPr>
+        <w:tc>
+          <w:tcPr>
+            <w:tcW w:type="dxa" w:w="1800"/>
+            <w:shd w:fill="EEF4F8" w:color="auto" w:val="clear"/>
+            <w:tcMar>
+              <w:top w:type="dxa" w:w="60"/>
+              <w:left w:type="dxa" w:w="100"/>
+              <w:bottom w:type="dxa" w:w="60"/>
+              <w:right w:type="dxa" w:w="100"/>
+            </w:tcMar>
+          </w:tcPr>
+          <w:p>
+            <w:pPr>
+              <w:spacing w:after="0" w:before="0"/>
+            </w:pPr>
+            <w:r>
+              <w:rPr>
+                <w:b/>
+                <w:bCs/>
+                <w:color w:val="0F2B3C"/>
+                <w:sz w:val="18"/>
+                <w:szCs w:val="18"/>
+              </w:rPr>
+              <w:t xml:space="preserve">Concept Term</w:t>
+            </w:r>
+          </w:p>
+        </w:tc>
+        <w:tc>
+          <w:tcPr>
+            <w:tcW w:type="dxa" w:w="3160"/>
+            <w:shd w:fill="EEF4F8" w:color="auto" w:val="clear"/>
+            <w:tcMar>
+              <w:top w:type="dxa" w:w="60"/>
+              <w:left w:type="dxa" w:w="100"/>
+              <w:bottom w:type="dxa" w:w="60"/>
+              <w:right w:type="dxa" w:w="100"/>
+            </w:tcMar>
+          </w:tcPr>
+          <w:p>
+            <w:pPr>
+              <w:spacing w:after="0" w:before="0"/>
+            </w:pPr>
+            <w:r>
+              <w:rPr>
+                <w:b/>
+                <w:bCs/>
+                <w:color w:val="0F2B3C"/>
+                <w:sz w:val="18"/>
+                <w:szCs w:val="18"/>
+              </w:rPr>
+              <w:t xml:space="preserve">Student-Friendly Definition</w:t>
+            </w:r>
+          </w:p>
+        </w:tc>
+        <w:tc>
+          <w:tcPr>
+            <w:tcW w:type="dxa" w:w="2200"/>
+            <w:shd w:fill="EEF4F8" w:color="auto" w:val="clear"/>
+            <w:tcMar>
+              <w:top w:type="dxa" w:w="60"/>
+              <w:left w:type="dxa" w:w="100"/>
+              <w:bottom w:type="dxa" w:w="60"/>
+              <w:right w:type="dxa" w:w="100"/>
+            </w:tcMar>
+          </w:tcPr>
+          <w:p>
+            <w:pPr>
+              <w:spacing w:after="0" w:before="0"/>
+            </w:pPr>
+            <w:r>
+              <w:rPr>
+                <w:b/>
+                <w:bCs/>
+                <w:color w:val="0F2B3C"/>
+                <w:sz w:val="18"/>
+                <w:szCs w:val="18"/>
+              </w:rPr>
+              <w:t xml:space="preserve">Non-Example</w:t>
+            </w:r>
+          </w:p>
+        </w:tc>
+        <w:tc>
+          <w:tcPr>
+            <w:tcW w:type="dxa" w:w="2200"/>
+            <w:shd w:fill="EEF4F8" w:color="auto" w:val="clear"/>
+            <w:tcMar>
+              <w:top w:type="dxa" w:w="60"/>
+              <w:left w:type="dxa" w:w="100"/>
+              <w:bottom w:type="dxa" w:w="60"/>
+              <w:right w:type="dxa" w:w="100"/>
+            </w:tcMar>
+          </w:tcPr>
+          <w:p>
+            <w:pPr>
+              <w:spacing w:after="0" w:before="0"/>
+            </w:pPr>
+            <w:r>
+              <w:rPr>
+                <w:b/>
+                <w:bCs/>
+                <w:color w:val="0F2B3C"/>
+                <w:sz w:val="18"/>
+                <w:szCs w:val="18"/>
+              </w:rPr>
+              <w:t xml:space="preserve">Visual Clue</w:t>
+            </w:r>
+          </w:p>
+        </w:tc>
+      </w:tr>
+      <w:tr>
+        <w:trPr>
+          <w:cantSplit/>
+        </w:trPr>
+        <w:tc>
+          <w:tcPr>
+            <w:tcW w:type="dxa" w:w="1800"/>
+            <w:tcMar>
+              <w:top w:type="dxa" w:w="60"/>
+              <w:left w:type="dxa" w:w="100"/>
+              <w:bottom w:type="dxa" w:w="60"/>
+              <w:right w:type="dxa" w:w="100"/>
+            </w:tcMar>
+            <w:vAlign w:val="top"/>
+          </w:tcPr>
+          <w:p>
+            <w:pPr>
+              <w:spacing w:after="20" w:before="0"/>
+            </w:pPr>
+            <w:r>
+              <w:rPr>
+                <w:b/>
+                <w:bCs/>
+                <w:color w:val="0F2B3C"/>
+                <w:sz w:val="20"/>
+                <w:szCs w:val="20"/>
+              </w:rPr>
+              <w:t xml:space="preserve">quantity</w:t>
+            </w:r>
+          </w:p>
+          <w:p>
+            <w:pPr>
+              <w:spacing w:after="0" w:before="0"/>
+            </w:pPr>
+            <w:r>
+              <w:rPr>
+                <w:i/>
+                <w:iCs/>
+                <w:color w:val="5E6E7E"/>
+                <w:sz w:val="18"/>
+                <w:szCs w:val="18"/>
+              </w:rPr>
+              <w:t xml:space="preserve">cantidad</w:t>
+            </w:r>
+          </w:p>
+        </w:tc>
+        <w:tc>
+          <w:tcPr>
+            <w:tcW w:type="dxa" w:w="3160"/>
+            <w:tcMar>
+              <w:top w:type="dxa" w:w="60"/>
+              <w:left w:type="dxa" w:w="100"/>
+              <w:bottom w:type="dxa" w:w="60"/>
+              <w:right w:type="dxa" w:w="100"/>
+            </w:tcMar>
+            <w:vAlign w:val="top"/>
+          </w:tcPr>
+          <w:p>
+            <w:pPr>
+              <w:spacing w:after="0" w:before="0"/>
+            </w:pPr>
+            <w:r>
+              <w:rPr>
+                <w:sz w:val="19"/>
+                <w:szCs w:val="19"/>
+              </w:rPr>
+              <w:t xml:space="preserve">An amount in a problem — a number with a meaning attached, like 540 meters.</w:t>
+            </w:r>
+          </w:p>
+        </w:tc>
+        <w:tc>
+          <w:tcPr>
+            <w:tcW w:type="dxa" w:w="2200"/>
+            <w:tcMar>
+              <w:top w:type="dxa" w:w="60"/>
+              <w:left w:type="dxa" w:w="100"/>
+              <w:bottom w:type="dxa" w:w="60"/>
+              <w:right w:type="dxa" w:w="100"/>
+            </w:tcMar>
+            <w:vAlign w:val="top"/>
+          </w:tcPr>
+          <w:p>
+            <w:pPr>
+              <w:spacing w:after="30" w:before="0"/>
+            </w:pPr>
+            <w:r>
+              <w:rPr>
+                <w:i/>
+                <w:iCs/>
+                <w:color w:val="5E6E7E"/>
+                <w:sz w:val="18"/>
+                <w:szCs w:val="18"/>
+              </w:rPr>
+              <w:t xml:space="preserve">Not quantity: write a counter-example that does not fit the rule.</w:t>
+            </w:r>
+          </w:p>
+          <w:p>
+            <w:pPr>
+              <w:spacing w:after="50" w:before="0"/>
+            </w:pPr>
+            <w:r>
+              <w:rPr>
+                <w:color w:val="BBBBBB"/>
+                <w:sz w:val="18"/>
+                <w:szCs w:val="18"/>
+              </w:rPr>
+              <w:t xml:space="preserve">____________________________</w:t>
+            </w:r>
+          </w:p>
+        </w:tc>
+        <w:tc>
+          <w:tcPr>
+            <w:tcW w:type="dxa" w:w="2200"/>
+            <w:tcMar>
+              <w:top w:type="dxa" w:w="60"/>
+              <w:left w:type="dxa" w:w="100"/>
+              <w:bottom w:type="dxa" w:w="60"/>
+              <w:right w:type="dxa" w:w="100"/>
+            </w:tcMar>
+            <w:vAlign w:val="top"/>
+          </w:tcPr>
+          <w:p>
+            <w:pPr>
+              <w:spacing w:after="0" w:before="0"/>
+            </w:pPr>
+            <w:r>
+              <w:rPr>
+                <w:i/>
+                <w:iCs/>
+                <w:color w:val="5E6E7E"/>
+                <w:sz w:val="18"/>
+                <w:szCs w:val="18"/>
+              </w:rPr>
+              <w:t xml:space="preserve">540 meters — the number 540 AND what it measures.</w:t>
+            </w:r>
+          </w:p>
+        </w:tc>
+      </w:tr>
+      <w:tr>
+        <w:trPr>
+          <w:cantSplit/>
+        </w:trPr>
+        <w:tc>
+          <w:tcPr>
+            <w:tcW w:type="dxa" w:w="1800"/>
+            <w:tcMar>
+              <w:top w:type="dxa" w:w="60"/>
+              <w:left w:type="dxa" w:w="100"/>
+              <w:bottom w:type="dxa" w:w="60"/>
+              <w:right w:type="dxa" w:w="100"/>
+            </w:tcMar>
+            <w:vAlign w:val="top"/>
+          </w:tcPr>
+          <w:p>
+            <w:pPr>
+              <w:spacing w:after="20" w:before="0"/>
+            </w:pPr>
+            <w:r>
+              <w:rPr>
+                <w:b/>
+                <w:bCs/>
+                <w:color w:val="0F2B3C"/>
+                <w:sz w:val="20"/>
+                <w:szCs w:val="20"/>
+              </w:rPr>
+              <w:t xml:space="preserve">relationship</w:t>
+            </w:r>
+          </w:p>
+          <w:p>
+            <w:pPr>
+              <w:spacing w:after="0" w:before="0"/>
+            </w:pPr>
+            <w:r>
+              <w:rPr>
+                <w:i/>
+                <w:iCs/>
+                <w:color w:val="5E6E7E"/>
+                <w:sz w:val="18"/>
+                <w:szCs w:val="18"/>
+              </w:rPr>
+              <w:t xml:space="preserve">relación</w:t>
+            </w:r>
+          </w:p>
+        </w:tc>
+        <w:tc>
+          <w:tcPr>
+            <w:tcW w:type="dxa" w:w="3160"/>
+            <w:tcMar>
+              <w:top w:type="dxa" w:w="60"/>
+              <w:left w:type="dxa" w:w="100"/>
+              <w:bottom w:type="dxa" w:w="60"/>
+              <w:right w:type="dxa" w:w="100"/>
+            </w:tcMar>
+            <w:vAlign w:val="top"/>
+          </w:tcPr>
+          <w:p>
+            <w:pPr>
+              <w:spacing w:after="0" w:before="0"/>
+            </w:pPr>
+            <w:r>
+              <w:rPr>
+                <w:sz w:val="19"/>
+                <w:szCs w:val="19"/>
+              </w:rPr>
+              <w:t xml:space="preserve">How two quantities compare or connect to each other.</w:t>
+            </w:r>
+          </w:p>
+        </w:tc>
+        <w:tc>
+          <w:tcPr>
+            <w:tcW w:type="dxa" w:w="2200"/>
+            <w:tcMar>
+              <w:top w:type="dxa" w:w="60"/>
+              <w:left w:type="dxa" w:w="100"/>
+              <w:bottom w:type="dxa" w:w="60"/>
+              <w:right w:type="dxa" w:w="100"/>
+            </w:tcMar>
+            <w:vAlign w:val="top"/>
+          </w:tcPr>
+          <w:p>
+            <w:pPr>
+              <w:spacing w:after="30" w:before="0"/>
+            </w:pPr>
+            <w:r>
+              <w:rPr>
+                <w:i/>
+                <w:iCs/>
+                <w:color w:val="5E6E7E"/>
+                <w:sz w:val="18"/>
+                <w:szCs w:val="18"/>
+              </w:rPr>
+              <w:t xml:space="preserve">Not relationship: write a counter-example that does not fit the rule.</w:t>
+            </w:r>
+          </w:p>
+          <w:p>
+            <w:pPr>
+              <w:spacing w:after="50" w:before="0"/>
+            </w:pPr>
+            <w:r>
+              <w:rPr>
+                <w:color w:val="BBBBBB"/>
+                <w:sz w:val="18"/>
+                <w:szCs w:val="18"/>
+              </w:rPr>
+              <w:t xml:space="preserve">____________________________</w:t>
+            </w:r>
+          </w:p>
+        </w:tc>
+        <w:tc>
+          <w:tcPr>
+            <w:tcW w:type="dxa" w:w="2200"/>
+            <w:tcMar>
+              <w:top w:type="dxa" w:w="60"/>
+              <w:left w:type="dxa" w:w="100"/>
+              <w:bottom w:type="dxa" w:w="60"/>
+              <w:right w:type="dxa" w:w="100"/>
+            </w:tcMar>
+            <w:vAlign w:val="top"/>
+          </w:tcPr>
+          <w:p>
+            <w:pPr>
+              <w:spacing w:after="0" w:before="0"/>
+            </w:pPr>
+            <w:r>
+              <w:rPr>
+                <w:i/>
+                <w:iCs/>
+                <w:color w:val="5E6E7E"/>
+                <w:sz w:val="18"/>
+                <w:szCs w:val="18"/>
+              </w:rPr>
+              <w:t xml:space="preserve">1 hour → 48 km, 2 hours → 96 km: as one grows, so does the other.</w:t>
+            </w:r>
+          </w:p>
+        </w:tc>
+      </w:tr>
+      <w:tr>
+        <w:trPr>
+          <w:cantSplit/>
+        </w:trPr>
+        <w:tc>
+          <w:tcPr>
+            <w:tcW w:type="dxa" w:w="1800"/>
+            <w:tcMar>
+              <w:top w:type="dxa" w:w="60"/>
+              <w:left w:type="dxa" w:w="100"/>
+              <w:bottom w:type="dxa" w:w="60"/>
+              <w:right w:type="dxa" w:w="100"/>
+            </w:tcMar>
+            <w:vAlign w:val="top"/>
+          </w:tcPr>
+          <w:p>
+            <w:pPr>
+              <w:spacing w:after="20" w:before="0"/>
+            </w:pPr>
+            <w:r>
+              <w:rPr>
+                <w:b/>
+                <w:bCs/>
+                <w:color w:val="0F2B3C"/>
+                <w:sz w:val="20"/>
+                <w:szCs w:val="20"/>
+              </w:rPr>
+              <w:t xml:space="preserve">strategy</w:t>
+            </w:r>
+          </w:p>
+          <w:p>
+            <w:pPr>
+              <w:spacing w:after="0" w:before="0"/>
+            </w:pPr>
+            <w:r>
+              <w:rPr>
+                <w:i/>
+                <w:iCs/>
+                <w:color w:val="5E6E7E"/>
+                <w:sz w:val="18"/>
+                <w:szCs w:val="18"/>
+              </w:rPr>
+              <w:t xml:space="preserve">estrategia</w:t>
+            </w:r>
+          </w:p>
+        </w:tc>
+        <w:tc>
+          <w:tcPr>
+            <w:tcW w:type="dxa" w:w="3160"/>
+            <w:tcMar>
+              <w:top w:type="dxa" w:w="60"/>
+              <w:left w:type="dxa" w:w="100"/>
+              <w:bottom w:type="dxa" w:w="60"/>
+              <w:right w:type="dxa" w:w="100"/>
+            </w:tcMar>
+            <w:vAlign w:val="top"/>
+          </w:tcPr>
+          <w:p>
+            <w:pPr>
+              <w:spacing w:after="0" w:before="0"/>
+            </w:pPr>
+            <w:r>
+              <w:rPr>
+                <w:sz w:val="19"/>
+                <w:szCs w:val="19"/>
+              </w:rPr>
+              <w:t xml:space="preserve">A plan for how to solve a problem before you start computing.</w:t>
+            </w:r>
+          </w:p>
+        </w:tc>
+        <w:tc>
+          <w:tcPr>
+            <w:tcW w:type="dxa" w:w="2200"/>
+            <w:tcMar>
+              <w:top w:type="dxa" w:w="60"/>
+              <w:left w:type="dxa" w:w="100"/>
+              <w:bottom w:type="dxa" w:w="60"/>
+              <w:right w:type="dxa" w:w="100"/>
+            </w:tcMar>
+            <w:vAlign w:val="top"/>
+          </w:tcPr>
+          <w:p>
+            <w:pPr>
+              <w:spacing w:after="30" w:before="0"/>
+            </w:pPr>
+            <w:r>
+              <w:rPr>
+                <w:i/>
+                <w:iCs/>
+                <w:color w:val="5E6E7E"/>
+                <w:sz w:val="18"/>
+                <w:szCs w:val="18"/>
+              </w:rPr>
+              <w:t xml:space="preserve">Not strategy: write a counter-example that does not fit the rule.</w:t>
+            </w:r>
+          </w:p>
+          <w:p>
+            <w:pPr>
+              <w:spacing w:after="50" w:before="0"/>
+            </w:pPr>
+            <w:r>
+              <w:rPr>
+                <w:color w:val="BBBBBB"/>
+                <w:sz w:val="18"/>
+                <w:szCs w:val="18"/>
+              </w:rPr>
+              <w:t xml:space="preserve">____________________________</w:t>
+            </w:r>
+          </w:p>
+        </w:tc>
+        <w:tc>
+          <w:tcPr>
+            <w:tcW w:type="dxa" w:w="2200"/>
+            <w:tcMar>
+              <w:top w:type="dxa" w:w="60"/>
+              <w:left w:type="dxa" w:w="100"/>
+              <w:bottom w:type="dxa" w:w="60"/>
+              <w:right w:type="dxa" w:w="100"/>
+            </w:tcMar>
+            <w:vAlign w:val="top"/>
+          </w:tcPr>
+          <w:p>
+            <w:pPr>
+              <w:spacing w:after="0" w:before="0"/>
+            </w:pPr>
+            <w:r>
+              <w:rPr>
+                <w:i/>
+                <w:iCs/>
+                <w:color w:val="5E6E7E"/>
+                <w:sz w:val="18"/>
+                <w:szCs w:val="18"/>
+              </w:rPr>
+              <w:t xml:space="preserve">“I will draw a tape diagram first, then divide” — chosen before computing.</w:t>
+            </w:r>
+          </w:p>
+        </w:tc>
+      </w:tr>
+      <w:tr>
+        <w:trPr>
+          <w:cantSplit/>
+        </w:trPr>
+        <w:tc>
+          <w:tcPr>
+            <w:tcW w:type="dxa" w:w="1800"/>
+            <w:tcMar>
+              <w:top w:type="dxa" w:w="60"/>
+              <w:left w:type="dxa" w:w="100"/>
+              <w:bottom w:type="dxa" w:w="60"/>
+              <w:right w:type="dxa" w:w="100"/>
+            </w:tcMar>
+            <w:vAlign w:val="top"/>
+          </w:tcPr>
+          <w:p>
+            <w:pPr>
+              <w:spacing w:after="20" w:before="0"/>
+            </w:pPr>
+            <w:r>
+              <w:rPr>
+                <w:b/>
+                <w:bCs/>
+                <w:color w:val="0F2B3C"/>
+                <w:sz w:val="20"/>
+                <w:szCs w:val="20"/>
+              </w:rPr>
+              <w:t xml:space="preserve">reasonable</w:t>
+            </w:r>
+          </w:p>
+          <w:p>
+            <w:pPr>
+              <w:spacing w:after="0" w:before="0"/>
+            </w:pPr>
+            <w:r>
+              <w:rPr>
+                <w:i/>
+                <w:iCs/>
+                <w:color w:val="5E6E7E"/>
+                <w:sz w:val="18"/>
+                <w:szCs w:val="18"/>
+              </w:rPr>
+              <w:t xml:space="preserve">razonable</w:t>
+            </w:r>
+          </w:p>
+        </w:tc>
+        <w:tc>
+          <w:tcPr>
+            <w:tcW w:type="dxa" w:w="3160"/>
+            <w:tcMar>
+              <w:top w:type="dxa" w:w="60"/>
+              <w:left w:type="dxa" w:w="100"/>
+              <w:bottom w:type="dxa" w:w="60"/>
+              <w:right w:type="dxa" w:w="100"/>
+            </w:tcMar>
+            <w:vAlign w:val="top"/>
+          </w:tcPr>
+          <w:p>
+            <w:pPr>
+              <w:spacing w:after="0" w:before="0"/>
+            </w:pPr>
+            <w:r>
+              <w:rPr>
+                <w:sz w:val="19"/>
+                <w:szCs w:val="19"/>
+              </w:rPr>
+              <w:t xml:space="preserve">A solution that makes sense in the context of the problem.</w:t>
+            </w:r>
+          </w:p>
+        </w:tc>
+        <w:tc>
+          <w:tcPr>
+            <w:tcW w:type="dxa" w:w="2200"/>
+            <w:tcMar>
+              <w:top w:type="dxa" w:w="60"/>
+              <w:left w:type="dxa" w:w="100"/>
+              <w:bottom w:type="dxa" w:w="60"/>
+              <w:right w:type="dxa" w:w="100"/>
+            </w:tcMar>
+            <w:vAlign w:val="top"/>
+          </w:tcPr>
+          <w:p>
+            <w:pPr>
+              <w:spacing w:after="30" w:before="0"/>
+            </w:pPr>
+            <w:r>
+              <w:rPr>
+                <w:i/>
+                <w:iCs/>
+                <w:color w:val="5E6E7E"/>
+                <w:sz w:val="18"/>
+                <w:szCs w:val="18"/>
+              </w:rPr>
+              <w:t xml:space="preserve">Not reasonable: write a counter-example that does not fit the rule.</w:t>
+            </w:r>
+          </w:p>
+          <w:p>
+            <w:pPr>
+              <w:spacing w:after="50" w:before="0"/>
+            </w:pPr>
+            <w:r>
+              <w:rPr>
+                <w:color w:val="BBBBBB"/>
+                <w:sz w:val="18"/>
+                <w:szCs w:val="18"/>
+              </w:rPr>
+              <w:t xml:space="preserve">____________________________</w:t>
+            </w:r>
+          </w:p>
+        </w:tc>
+        <w:tc>
+          <w:tcPr>
+            <w:tcW w:type="dxa" w:w="2200"/>
+            <w:tcMar>
+              <w:top w:type="dxa" w:w="60"/>
+              <w:left w:type="dxa" w:w="100"/>
+              <w:bottom w:type="dxa" w:w="60"/>
+              <w:right w:type="dxa" w:w="100"/>
+            </w:tcMar>
+            <w:vAlign w:val="top"/>
+          </w:tcPr>
+          <w:p>
+            <w:pPr>
+              <w:spacing w:after="0" w:before="0"/>
+            </w:pPr>
+            <w:r>
+              <w:rPr>
+                <w:i/>
+                <w:iCs/>
+                <w:color w:val="5E6E7E"/>
+                <w:sz w:val="18"/>
+                <w:szCs w:val="18"/>
+              </w:rPr>
+              <w:t xml:space="preserve">5/6 of 540 must be under 540, so 450 is reasonable and 650 is not.</w:t>
+            </w:r>
+          </w:p>
+        </w:tc>
+      </w:tr>
+      <w:tr>
+        <w:trPr>
+          <w:cantSplit/>
+        </w:trPr>
+        <w:tc>
+          <w:tcPr>
+            <w:tcW w:type="dxa" w:w="1800"/>
+            <w:tcMar>
+              <w:top w:type="dxa" w:w="60"/>
+              <w:left w:type="dxa" w:w="100"/>
+              <w:bottom w:type="dxa" w:w="60"/>
+              <w:right w:type="dxa" w:w="100"/>
+            </w:tcMar>
+            <w:vAlign w:val="top"/>
+          </w:tcPr>
+          <w:p>
+            <w:pPr>
+              <w:spacing w:after="20" w:before="0"/>
+            </w:pPr>
+            <w:r>
+              <w:rPr>
+                <w:b/>
+                <w:bCs/>
+                <w:color w:val="0F2B3C"/>
+                <w:sz w:val="20"/>
+                <w:szCs w:val="20"/>
+              </w:rPr>
+              <w:t xml:space="preserve">persevere</w:t>
+            </w:r>
+          </w:p>
+          <w:p>
+            <w:pPr>
+              <w:spacing w:after="0" w:before="0"/>
+            </w:pPr>
+            <w:r>
+              <w:rPr>
+                <w:i/>
+                <w:iCs/>
+                <w:color w:val="5E6E7E"/>
+                <w:sz w:val="18"/>
+                <w:szCs w:val="18"/>
+              </w:rPr>
+              <w:t xml:space="preserve">perseverar</w:t>
+            </w:r>
+          </w:p>
+        </w:tc>
+        <w:tc>
+          <w:tcPr>
+            <w:tcW w:type="dxa" w:w="3160"/>
+            <w:tcMar>
+              <w:top w:type="dxa" w:w="60"/>
+              <w:left w:type="dxa" w:w="100"/>
+              <w:bottom w:type="dxa" w:w="60"/>
+              <w:right w:type="dxa" w:w="100"/>
+            </w:tcMar>
+            <w:vAlign w:val="top"/>
+          </w:tcPr>
+          <w:p>
+            <w:pPr>
+              <w:spacing w:after="0" w:before="0"/>
+            </w:pPr>
+            <w:r>
+              <w:rPr>
+                <w:sz w:val="19"/>
+                <w:szCs w:val="19"/>
+              </w:rPr>
+              <w:t xml:space="preserve">To keep working on a problem, checking your progress and adjusting your plan when you get stuck.</w:t>
+            </w:r>
+          </w:p>
+        </w:tc>
+        <w:tc>
+          <w:tcPr>
+            <w:tcW w:type="dxa" w:w="2200"/>
+            <w:tcMar>
+              <w:top w:type="dxa" w:w="60"/>
+              <w:left w:type="dxa" w:w="100"/>
+              <w:bottom w:type="dxa" w:w="60"/>
+              <w:right w:type="dxa" w:w="100"/>
+            </w:tcMar>
+            <w:vAlign w:val="top"/>
+          </w:tcPr>
+          <w:p>
+            <w:pPr>
+              <w:spacing w:after="30" w:before="0"/>
+            </w:pPr>
+            <w:r>
+              <w:rPr>
+                <w:i/>
+                <w:iCs/>
+                <w:color w:val="5E6E7E"/>
+                <w:sz w:val="18"/>
+                <w:szCs w:val="18"/>
+              </w:rPr>
+              <w:t xml:space="preserve">Not persevere: write a counter-example that does not fit the rule.</w:t>
+            </w:r>
+          </w:p>
+          <w:p>
+            <w:pPr>
+              <w:spacing w:after="50" w:before="0"/>
+            </w:pPr>
+            <w:r>
+              <w:rPr>
+                <w:color w:val="BBBBBB"/>
+                <w:sz w:val="18"/>
+                <w:szCs w:val="18"/>
+              </w:rPr>
+              <w:t xml:space="preserve">____________________________</w:t>
+            </w:r>
+          </w:p>
+        </w:tc>
+        <w:tc>
+          <w:tcPr>
+            <w:tcW w:type="dxa" w:w="2200"/>
+            <w:tcMar>
+              <w:top w:type="dxa" w:w="60"/>
+              <w:left w:type="dxa" w:w="100"/>
+              <w:bottom w:type="dxa" w:w="60"/>
+              <w:right w:type="dxa" w:w="100"/>
+            </w:tcMar>
+            <w:vAlign w:val="top"/>
+          </w:tcPr>
+          <w:p>
+            <w:pPr>
+              <w:spacing w:after="0" w:before="0"/>
+            </w:pPr>
+            <w:r>
+              <w:rPr>
+                <w:i/>
+                <w:iCs/>
+                <w:color w:val="5E6E7E"/>
+                <w:sz w:val="18"/>
+                <w:szCs w:val="18"/>
+              </w:rPr>
+              <w:t xml:space="preserve">Stuck on the tram problem → try a tape diagram instead → keep going.</w:t>
+            </w:r>
+          </w:p>
+        </w:tc>
+      </w:tr>
+    </w:tbl>
+    <w:p>
+      <w:pPr>
+        <w:spacing w:after="120" w:before="140"/>
       </w:pPr>
       <w:r>
         <w:rPr>
@@ -157,169 +995,1301 @@
         <w:t xml:space="preserve">Empieza con una parte igual y un valor posicional.</w:t>
       </w:r>
     </w:p>
-    <w:p>
-      <w:pPr>
-        <w:spacing w:after="40" w:before="0"/>
-      </w:pPr>
-      <w:r>
-        <w:rPr>
-          <w:sz w:val="22"/>
-          <w:szCs w:val="22"/>
-        </w:rPr>
-        <w:t xml:space="preserve">1.  What is 1/2 of 40?</w:t>
-      </w:r>
-    </w:p>
+    <w:tbl>
+      <w:tblPr>
+        <w:tblW w:type="dxa" w:w="9360"/>
+        <w:tblBorders>
+          <w:top w:val="single" w:color="C7D2DD" w:sz="6"/>
+          <w:left w:val="single" w:color="C7D2DD" w:sz="6"/>
+          <w:bottom w:val="single" w:color="C7D2DD" w:sz="6"/>
+          <w:right w:val="single" w:color="C7D2DD" w:sz="6"/>
+          <w:insideH w:val="single" w:color="C7D2DD" w:sz="6"/>
+          <w:insideV w:val="single" w:color="C7D2DD" w:sz="6"/>
+        </w:tblBorders>
+      </w:tblPr>
+      <w:tblGrid>
+        <w:gridCol w:w="2800"/>
+        <w:gridCol w:w="3560"/>
+        <w:gridCol w:w="3000"/>
+      </w:tblGrid>
+      <w:tr>
+        <w:trPr>
+          <w:cantSplit/>
+          <w:tblHeader/>
+        </w:trPr>
+        <w:tc>
+          <w:tcPr>
+            <w:tcW w:type="dxa" w:w="2800"/>
+            <w:shd w:fill="EEF4F8" w:color="auto" w:val="clear"/>
+            <w:tcMar>
+              <w:top w:type="dxa" w:w="60"/>
+              <w:left w:type="dxa" w:w="100"/>
+              <w:bottom w:type="dxa" w:w="60"/>
+              <w:right w:type="dxa" w:w="100"/>
+            </w:tcMar>
+          </w:tcPr>
+          <w:p>
+            <w:pPr>
+              <w:spacing w:after="0" w:before="0"/>
+            </w:pPr>
+            <w:r>
+              <w:rPr>
+                <w:b/>
+                <w:bCs/>
+                <w:color w:val="0F2B3C"/>
+                <w:sz w:val="16"/>
+                <w:szCs w:val="16"/>
+              </w:rPr>
+              <w:t xml:space="preserve">CORE PROBLEM / GIVEN REPRESENTATION</w:t>
+            </w:r>
+          </w:p>
+        </w:tc>
+        <w:tc>
+          <w:tcPr>
+            <w:tcW w:type="dxa" w:w="3560"/>
+            <w:shd w:fill="EEF4F8" w:color="auto" w:val="clear"/>
+            <w:tcMar>
+              <w:top w:type="dxa" w:w="60"/>
+              <w:left w:type="dxa" w:w="100"/>
+              <w:bottom w:type="dxa" w:w="60"/>
+              <w:right w:type="dxa" w:w="100"/>
+            </w:tcMar>
+          </w:tcPr>
+          <w:p>
+            <w:pPr>
+              <w:spacing w:after="0" w:before="0"/>
+            </w:pPr>
+            <w:r>
+              <w:rPr>
+                <w:b/>
+                <w:bCs/>
+                <w:color w:val="0F2B3C"/>
+                <w:sz w:val="16"/>
+                <w:szCs w:val="16"/>
+              </w:rPr>
+              <w:t xml:space="preserve">WORKING SPACE / CALCULATION STEPS</w:t>
+            </w:r>
+          </w:p>
+        </w:tc>
+        <w:tc>
+          <w:tcPr>
+            <w:tcW w:type="dxa" w:w="3000"/>
+            <w:shd w:fill="FBF3E2" w:color="auto" w:val="clear"/>
+            <w:tcMar>
+              <w:top w:type="dxa" w:w="60"/>
+              <w:left w:type="dxa" w:w="100"/>
+              <w:bottom w:type="dxa" w:w="60"/>
+              <w:right w:type="dxa" w:w="100"/>
+            </w:tcMar>
+          </w:tcPr>
+          <w:p>
+            <w:pPr>
+              <w:spacing w:after="0" w:before="0"/>
+            </w:pPr>
+            <w:r>
+              <w:rPr>
+                <w:b/>
+                <w:bCs/>
+                <w:color w:val="7A5400"/>
+                <w:sz w:val="16"/>
+                <w:szCs w:val="16"/>
+              </w:rPr>
+              <w:t xml:space="preserve">EXPLAIN YOUR REASONING</w:t>
+            </w:r>
+          </w:p>
+        </w:tc>
+      </w:tr>
+      <w:tr>
+        <w:trPr>
+          <w:cantSplit/>
+        </w:trPr>
+        <w:tc>
+          <w:tcPr>
+            <w:tcW w:type="dxa" w:w="2800"/>
+            <w:tcMar>
+              <w:top w:type="dxa" w:w="80"/>
+              <w:left w:type="dxa" w:w="100"/>
+              <w:bottom w:type="dxa" w:w="80"/>
+              <w:right w:type="dxa" w:w="100"/>
+            </w:tcMar>
+            <w:vAlign w:val="top"/>
+          </w:tcPr>
+          <w:p>
+            <w:pPr>
+              <w:spacing w:after="40" w:before="0"/>
+            </w:pPr>
+            <w:r>
+              <w:rPr>
+                <w:b/>
+                <w:bCs/>
+                <w:color w:val="0F2B3C"/>
+                <w:sz w:val="20"/>
+                <w:szCs w:val="20"/>
+              </w:rPr>
+              <w:t xml:space="preserve">1.  What is 1/2 of 40?</w:t>
+            </w:r>
+          </w:p>
+          <w:p>
+            <w:pPr>
+              <w:spacing w:after="40" w:before="0"/>
+            </w:pPr>
+            <w:r>
+              <w:rPr>
+                <w:i/>
+                <w:iCs/>
+                <w:color w:val="3F4D5C"/>
+                <w:sz w:val="20"/>
+                <w:szCs w:val="20"/>
+              </w:rPr>
+              <w:t xml:space="preserve">A. ¿Cuánto es 1/2 de 40?</w:t>
+            </w:r>
+          </w:p>
+        </w:tc>
+        <w:tc>
+          <w:tcPr>
+            <w:tcW w:type="dxa" w:w="3560"/>
+            <w:tcMar>
+              <w:top w:type="dxa" w:w="80"/>
+              <w:left w:type="dxa" w:w="100"/>
+              <w:bottom w:type="dxa" w:w="80"/>
+              <w:right w:type="dxa" w:w="100"/>
+            </w:tcMar>
+            <w:vAlign w:val="top"/>
+          </w:tcPr>
+          <w:p>
+            <w:pPr>
+              <w:spacing w:after="50" w:before="0"/>
+            </w:pPr>
+            <w:r>
+              <w:rPr>
+                <w:color w:val="BBBBBB"/>
+                <w:sz w:val="18"/>
+                <w:szCs w:val="18"/>
+              </w:rPr>
+              <w:t xml:space="preserve">____________________________</w:t>
+            </w:r>
+          </w:p>
+          <w:p>
+            <w:pPr>
+              <w:spacing w:after="50" w:before="0"/>
+            </w:pPr>
+            <w:r>
+              <w:rPr>
+                <w:color w:val="BBBBBB"/>
+                <w:sz w:val="18"/>
+                <w:szCs w:val="18"/>
+              </w:rPr>
+              <w:t xml:space="preserve">____________________________</w:t>
+            </w:r>
+          </w:p>
+          <w:p>
+            <w:pPr>
+              <w:spacing w:after="50" w:before="0"/>
+            </w:pPr>
+            <w:r>
+              <w:rPr>
+                <w:color w:val="BBBBBB"/>
+                <w:sz w:val="18"/>
+                <w:szCs w:val="18"/>
+              </w:rPr>
+              <w:t xml:space="preserve">____________________________</w:t>
+            </w:r>
+          </w:p>
+          <w:p>
+            <w:pPr>
+              <w:spacing w:after="50" w:before="0"/>
+            </w:pPr>
+            <w:r>
+              <w:rPr>
+                <w:color w:val="BBBBBB"/>
+                <w:sz w:val="18"/>
+                <w:szCs w:val="18"/>
+              </w:rPr>
+              <w:t xml:space="preserve">____________________________</w:t>
+            </w:r>
+          </w:p>
+        </w:tc>
+        <w:tc>
+          <w:tcPr>
+            <w:tcW w:type="dxa" w:w="3000"/>
+            <w:shd w:fill="FBF3E2" w:color="auto" w:val="clear"/>
+            <w:tcMar>
+              <w:top w:type="dxa" w:w="80"/>
+              <w:left w:type="dxa" w:w="100"/>
+              <w:bottom w:type="dxa" w:w="80"/>
+              <w:right w:type="dxa" w:w="100"/>
+            </w:tcMar>
+            <w:vAlign w:val="top"/>
+          </w:tcPr>
+          <w:p>
+            <w:pPr>
+              <w:spacing w:after="30" w:before="0"/>
+            </w:pPr>
+            <w:r>
+              <w:rPr>
+                <w:b/>
+                <w:bCs/>
+                <w:color w:val="0F2B3C"/>
+                <w:sz w:val="18"/>
+                <w:szCs w:val="18"/>
+              </w:rPr>
+              <w:t xml:space="preserve">Because... ________________</w:t>
+            </w:r>
+          </w:p>
+          <w:p>
+            <w:pPr>
+              <w:spacing w:after="50" w:before="0"/>
+            </w:pPr>
+            <w:r>
+              <w:rPr>
+                <w:color w:val="BBBBBB"/>
+                <w:sz w:val="18"/>
+                <w:szCs w:val="18"/>
+              </w:rPr>
+              <w:t xml:space="preserve">____________________________</w:t>
+            </w:r>
+          </w:p>
+          <w:p>
+            <w:pPr>
+              <w:spacing w:after="30" w:before="40"/>
+            </w:pPr>
+            <w:r>
+              <w:rPr>
+                <w:b/>
+                <w:bCs/>
+                <w:color w:val="1A6FB5"/>
+                <w:sz w:val="18"/>
+                <w:szCs w:val="18"/>
+              </w:rPr>
+              <w:t xml:space="preserve">Although... _______________</w:t>
+            </w:r>
+          </w:p>
+          <w:p>
+            <w:pPr>
+              <w:spacing w:after="50" w:before="0"/>
+            </w:pPr>
+            <w:r>
+              <w:rPr>
+                <w:color w:val="BBBBBB"/>
+                <w:sz w:val="18"/>
+                <w:szCs w:val="18"/>
+              </w:rPr>
+              <w:t xml:space="preserve">____________________________</w:t>
+            </w:r>
+          </w:p>
+          <w:p>
+            <w:pPr>
+              <w:spacing w:after="30" w:before="40"/>
+            </w:pPr>
+            <w:r>
+              <w:rPr>
+                <w:b/>
+                <w:bCs/>
+                <w:color w:val="7A5400"/>
+                <w:sz w:val="18"/>
+                <w:szCs w:val="18"/>
+              </w:rPr>
+              <w:t xml:space="preserve">Therefore... ______________</w:t>
+            </w:r>
+          </w:p>
+          <w:p>
+            <w:pPr>
+              <w:spacing w:after="50" w:before="0"/>
+            </w:pPr>
+            <w:r>
+              <w:rPr>
+                <w:color w:val="BBBBBB"/>
+                <w:sz w:val="18"/>
+                <w:szCs w:val="18"/>
+              </w:rPr>
+              <w:t xml:space="preserve">____________________________</w:t>
+            </w:r>
+          </w:p>
+        </w:tc>
+      </w:tr>
+    </w:tbl>
     <w:p>
       <w:pPr>
         <w:spacing w:after="60" w:before="0"/>
       </w:pPr>
       <w:r>
-        <w:rPr>
-          <w:i/>
-          <w:iCs/>
-          <w:color w:val="3F4D5C"/>
-          <w:sz w:val="20"/>
-          <w:szCs w:val="20"/>
-        </w:rPr>
-        <w:t xml:space="preserve">A. ¿Cuánto es 1/2 de 40?</w:t>
-      </w:r>
-    </w:p>
-    <w:p>
-      <w:pPr>
-        <w:spacing w:after="80" w:before="0"/>
-      </w:pPr>
-      <w:r>
-        <w:rPr>
-          <w:color w:val="BBBBBB"/>
-        </w:rPr>
-        <w:t xml:space="preserve">____________________________________________________</w:t>
-      </w:r>
-    </w:p>
-    <w:p>
-      <w:pPr>
-        <w:spacing w:after="40" w:before="0"/>
-      </w:pPr>
-      <w:r>
-        <w:rPr>
-          <w:sz w:val="22"/>
-          <w:szCs w:val="22"/>
-        </w:rPr>
-        <w:t xml:space="preserve">2.  What is 540 ÷ 6?</w:t>
-      </w:r>
-    </w:p>
+        <w:t xml:space="preserve"/>
+      </w:r>
+    </w:p>
+    <w:tbl>
+      <w:tblPr>
+        <w:tblW w:type="dxa" w:w="9360"/>
+        <w:tblBorders>
+          <w:top w:val="single" w:color="C7D2DD" w:sz="6"/>
+          <w:left w:val="single" w:color="C7D2DD" w:sz="6"/>
+          <w:bottom w:val="single" w:color="C7D2DD" w:sz="6"/>
+          <w:right w:val="single" w:color="C7D2DD" w:sz="6"/>
+          <w:insideH w:val="single" w:color="C7D2DD" w:sz="6"/>
+          <w:insideV w:val="single" w:color="C7D2DD" w:sz="6"/>
+        </w:tblBorders>
+      </w:tblPr>
+      <w:tblGrid>
+        <w:gridCol w:w="2800"/>
+        <w:gridCol w:w="3560"/>
+        <w:gridCol w:w="3000"/>
+      </w:tblGrid>
+      <w:tr>
+        <w:trPr>
+          <w:cantSplit/>
+          <w:tblHeader/>
+        </w:trPr>
+        <w:tc>
+          <w:tcPr>
+            <w:tcW w:type="dxa" w:w="2800"/>
+            <w:shd w:fill="EEF4F8" w:color="auto" w:val="clear"/>
+            <w:tcMar>
+              <w:top w:type="dxa" w:w="60"/>
+              <w:left w:type="dxa" w:w="100"/>
+              <w:bottom w:type="dxa" w:w="60"/>
+              <w:right w:type="dxa" w:w="100"/>
+            </w:tcMar>
+          </w:tcPr>
+          <w:p>
+            <w:pPr>
+              <w:spacing w:after="0" w:before="0"/>
+            </w:pPr>
+            <w:r>
+              <w:rPr>
+                <w:b/>
+                <w:bCs/>
+                <w:color w:val="0F2B3C"/>
+                <w:sz w:val="16"/>
+                <w:szCs w:val="16"/>
+              </w:rPr>
+              <w:t xml:space="preserve">CORE PROBLEM / GIVEN REPRESENTATION</w:t>
+            </w:r>
+          </w:p>
+        </w:tc>
+        <w:tc>
+          <w:tcPr>
+            <w:tcW w:type="dxa" w:w="3560"/>
+            <w:shd w:fill="EEF4F8" w:color="auto" w:val="clear"/>
+            <w:tcMar>
+              <w:top w:type="dxa" w:w="60"/>
+              <w:left w:type="dxa" w:w="100"/>
+              <w:bottom w:type="dxa" w:w="60"/>
+              <w:right w:type="dxa" w:w="100"/>
+            </w:tcMar>
+          </w:tcPr>
+          <w:p>
+            <w:pPr>
+              <w:spacing w:after="0" w:before="0"/>
+            </w:pPr>
+            <w:r>
+              <w:rPr>
+                <w:b/>
+                <w:bCs/>
+                <w:color w:val="0F2B3C"/>
+                <w:sz w:val="16"/>
+                <w:szCs w:val="16"/>
+              </w:rPr>
+              <w:t xml:space="preserve">WORKING SPACE / CALCULATION STEPS</w:t>
+            </w:r>
+          </w:p>
+        </w:tc>
+        <w:tc>
+          <w:tcPr>
+            <w:tcW w:type="dxa" w:w="3000"/>
+            <w:shd w:fill="FBF3E2" w:color="auto" w:val="clear"/>
+            <w:tcMar>
+              <w:top w:type="dxa" w:w="60"/>
+              <w:left w:type="dxa" w:w="100"/>
+              <w:bottom w:type="dxa" w:w="60"/>
+              <w:right w:type="dxa" w:w="100"/>
+            </w:tcMar>
+          </w:tcPr>
+          <w:p>
+            <w:pPr>
+              <w:spacing w:after="0" w:before="0"/>
+            </w:pPr>
+            <w:r>
+              <w:rPr>
+                <w:b/>
+                <w:bCs/>
+                <w:color w:val="7A5400"/>
+                <w:sz w:val="16"/>
+                <w:szCs w:val="16"/>
+              </w:rPr>
+              <w:t xml:space="preserve">EXPLAIN YOUR REASONING</w:t>
+            </w:r>
+          </w:p>
+        </w:tc>
+      </w:tr>
+      <w:tr>
+        <w:trPr>
+          <w:cantSplit/>
+        </w:trPr>
+        <w:tc>
+          <w:tcPr>
+            <w:tcW w:type="dxa" w:w="2800"/>
+            <w:tcMar>
+              <w:top w:type="dxa" w:w="80"/>
+              <w:left w:type="dxa" w:w="100"/>
+              <w:bottom w:type="dxa" w:w="80"/>
+              <w:right w:type="dxa" w:w="100"/>
+            </w:tcMar>
+            <w:vAlign w:val="top"/>
+          </w:tcPr>
+          <w:p>
+            <w:pPr>
+              <w:spacing w:after="40" w:before="0"/>
+            </w:pPr>
+            <w:r>
+              <w:rPr>
+                <w:b/>
+                <w:bCs/>
+                <w:color w:val="0F2B3C"/>
+                <w:sz w:val="20"/>
+                <w:szCs w:val="20"/>
+              </w:rPr>
+              <w:t xml:space="preserve">2.  What is 540 ÷ 6?</w:t>
+            </w:r>
+          </w:p>
+          <w:p>
+            <w:pPr>
+              <w:spacing w:after="40" w:before="0"/>
+            </w:pPr>
+            <w:r>
+              <w:rPr>
+                <w:i/>
+                <w:iCs/>
+                <w:color w:val="3F4D5C"/>
+                <w:sz w:val="20"/>
+                <w:szCs w:val="20"/>
+              </w:rPr>
+              <w:t xml:space="preserve">B. ¿Cuánto es 540 ÷ 6?</w:t>
+            </w:r>
+          </w:p>
+        </w:tc>
+        <w:tc>
+          <w:tcPr>
+            <w:tcW w:type="dxa" w:w="3560"/>
+            <w:tcMar>
+              <w:top w:type="dxa" w:w="80"/>
+              <w:left w:type="dxa" w:w="100"/>
+              <w:bottom w:type="dxa" w:w="80"/>
+              <w:right w:type="dxa" w:w="100"/>
+            </w:tcMar>
+            <w:vAlign w:val="top"/>
+          </w:tcPr>
+          <w:p>
+            <w:pPr>
+              <w:spacing w:after="50" w:before="0"/>
+            </w:pPr>
+            <w:r>
+              <w:rPr>
+                <w:color w:val="BBBBBB"/>
+                <w:sz w:val="18"/>
+                <w:szCs w:val="18"/>
+              </w:rPr>
+              <w:t xml:space="preserve">____________________________</w:t>
+            </w:r>
+          </w:p>
+          <w:p>
+            <w:pPr>
+              <w:spacing w:after="50" w:before="0"/>
+            </w:pPr>
+            <w:r>
+              <w:rPr>
+                <w:color w:val="BBBBBB"/>
+                <w:sz w:val="18"/>
+                <w:szCs w:val="18"/>
+              </w:rPr>
+              <w:t xml:space="preserve">____________________________</w:t>
+            </w:r>
+          </w:p>
+          <w:p>
+            <w:pPr>
+              <w:spacing w:after="50" w:before="0"/>
+            </w:pPr>
+            <w:r>
+              <w:rPr>
+                <w:color w:val="BBBBBB"/>
+                <w:sz w:val="18"/>
+                <w:szCs w:val="18"/>
+              </w:rPr>
+              <w:t xml:space="preserve">____________________________</w:t>
+            </w:r>
+          </w:p>
+          <w:p>
+            <w:pPr>
+              <w:spacing w:after="50" w:before="0"/>
+            </w:pPr>
+            <w:r>
+              <w:rPr>
+                <w:color w:val="BBBBBB"/>
+                <w:sz w:val="18"/>
+                <w:szCs w:val="18"/>
+              </w:rPr>
+              <w:t xml:space="preserve">____________________________</w:t>
+            </w:r>
+          </w:p>
+        </w:tc>
+        <w:tc>
+          <w:tcPr>
+            <w:tcW w:type="dxa" w:w="3000"/>
+            <w:shd w:fill="FBF3E2" w:color="auto" w:val="clear"/>
+            <w:tcMar>
+              <w:top w:type="dxa" w:w="80"/>
+              <w:left w:type="dxa" w:w="100"/>
+              <w:bottom w:type="dxa" w:w="80"/>
+              <w:right w:type="dxa" w:w="100"/>
+            </w:tcMar>
+            <w:vAlign w:val="top"/>
+          </w:tcPr>
+          <w:p>
+            <w:pPr>
+              <w:spacing w:after="30" w:before="0"/>
+            </w:pPr>
+            <w:r>
+              <w:rPr>
+                <w:b/>
+                <w:bCs/>
+                <w:color w:val="0F2B3C"/>
+                <w:sz w:val="18"/>
+                <w:szCs w:val="18"/>
+              </w:rPr>
+              <w:t xml:space="preserve">Because... ________________</w:t>
+            </w:r>
+          </w:p>
+          <w:p>
+            <w:pPr>
+              <w:spacing w:after="50" w:before="0"/>
+            </w:pPr>
+            <w:r>
+              <w:rPr>
+                <w:color w:val="BBBBBB"/>
+                <w:sz w:val="18"/>
+                <w:szCs w:val="18"/>
+              </w:rPr>
+              <w:t xml:space="preserve">____________________________</w:t>
+            </w:r>
+          </w:p>
+          <w:p>
+            <w:pPr>
+              <w:spacing w:after="30" w:before="40"/>
+            </w:pPr>
+            <w:r>
+              <w:rPr>
+                <w:b/>
+                <w:bCs/>
+                <w:color w:val="1A6FB5"/>
+                <w:sz w:val="18"/>
+                <w:szCs w:val="18"/>
+              </w:rPr>
+              <w:t xml:space="preserve">Although... _______________</w:t>
+            </w:r>
+          </w:p>
+          <w:p>
+            <w:pPr>
+              <w:spacing w:after="50" w:before="0"/>
+            </w:pPr>
+            <w:r>
+              <w:rPr>
+                <w:color w:val="BBBBBB"/>
+                <w:sz w:val="18"/>
+                <w:szCs w:val="18"/>
+              </w:rPr>
+              <w:t xml:space="preserve">____________________________</w:t>
+            </w:r>
+          </w:p>
+          <w:p>
+            <w:pPr>
+              <w:spacing w:after="30" w:before="40"/>
+            </w:pPr>
+            <w:r>
+              <w:rPr>
+                <w:b/>
+                <w:bCs/>
+                <w:color w:val="7A5400"/>
+                <w:sz w:val="18"/>
+                <w:szCs w:val="18"/>
+              </w:rPr>
+              <w:t xml:space="preserve">Therefore... ______________</w:t>
+            </w:r>
+          </w:p>
+          <w:p>
+            <w:pPr>
+              <w:spacing w:after="50" w:before="0"/>
+            </w:pPr>
+            <w:r>
+              <w:rPr>
+                <w:color w:val="BBBBBB"/>
+                <w:sz w:val="18"/>
+                <w:szCs w:val="18"/>
+              </w:rPr>
+              <w:t xml:space="preserve">____________________________</w:t>
+            </w:r>
+          </w:p>
+        </w:tc>
+      </w:tr>
+    </w:tbl>
     <w:p>
       <w:pPr>
         <w:spacing w:after="60" w:before="0"/>
       </w:pPr>
       <w:r>
-        <w:rPr>
-          <w:i/>
-          <w:iCs/>
-          <w:color w:val="3F4D5C"/>
-          <w:sz w:val="20"/>
-          <w:szCs w:val="20"/>
-        </w:rPr>
-        <w:t xml:space="preserve">B. ¿Cuánto es 540 ÷ 6?</w:t>
-      </w:r>
-    </w:p>
-    <w:p>
-      <w:pPr>
-        <w:spacing w:after="80" w:before="0"/>
-      </w:pPr>
-      <w:r>
-        <w:rPr>
-          <w:color w:val="BBBBBB"/>
-        </w:rPr>
-        <w:t xml:space="preserve">____________________________________________________</w:t>
-      </w:r>
-    </w:p>
-    <w:p>
-      <w:pPr>
-        <w:spacing w:after="40" w:before="0"/>
-      </w:pPr>
-      <w:r>
-        <w:rPr>
-          <w:sz w:val="22"/>
-          <w:szCs w:val="22"/>
-        </w:rPr>
-        <w:t xml:space="preserve">3.  What is 105 + 0.76?</w:t>
-      </w:r>
-    </w:p>
+        <w:t xml:space="preserve"/>
+      </w:r>
+    </w:p>
+    <w:tbl>
+      <w:tblPr>
+        <w:tblW w:type="dxa" w:w="9360"/>
+        <w:tblBorders>
+          <w:top w:val="single" w:color="C7D2DD" w:sz="6"/>
+          <w:left w:val="single" w:color="C7D2DD" w:sz="6"/>
+          <w:bottom w:val="single" w:color="C7D2DD" w:sz="6"/>
+          <w:right w:val="single" w:color="C7D2DD" w:sz="6"/>
+          <w:insideH w:val="single" w:color="C7D2DD" w:sz="6"/>
+          <w:insideV w:val="single" w:color="C7D2DD" w:sz="6"/>
+        </w:tblBorders>
+      </w:tblPr>
+      <w:tblGrid>
+        <w:gridCol w:w="2800"/>
+        <w:gridCol w:w="3560"/>
+        <w:gridCol w:w="3000"/>
+      </w:tblGrid>
+      <w:tr>
+        <w:trPr>
+          <w:cantSplit/>
+          <w:tblHeader/>
+        </w:trPr>
+        <w:tc>
+          <w:tcPr>
+            <w:tcW w:type="dxa" w:w="2800"/>
+            <w:shd w:fill="EEF4F8" w:color="auto" w:val="clear"/>
+            <w:tcMar>
+              <w:top w:type="dxa" w:w="60"/>
+              <w:left w:type="dxa" w:w="100"/>
+              <w:bottom w:type="dxa" w:w="60"/>
+              <w:right w:type="dxa" w:w="100"/>
+            </w:tcMar>
+          </w:tcPr>
+          <w:p>
+            <w:pPr>
+              <w:spacing w:after="0" w:before="0"/>
+            </w:pPr>
+            <w:r>
+              <w:rPr>
+                <w:b/>
+                <w:bCs/>
+                <w:color w:val="0F2B3C"/>
+                <w:sz w:val="16"/>
+                <w:szCs w:val="16"/>
+              </w:rPr>
+              <w:t xml:space="preserve">CORE PROBLEM / GIVEN REPRESENTATION</w:t>
+            </w:r>
+          </w:p>
+        </w:tc>
+        <w:tc>
+          <w:tcPr>
+            <w:tcW w:type="dxa" w:w="3560"/>
+            <w:shd w:fill="EEF4F8" w:color="auto" w:val="clear"/>
+            <w:tcMar>
+              <w:top w:type="dxa" w:w="60"/>
+              <w:left w:type="dxa" w:w="100"/>
+              <w:bottom w:type="dxa" w:w="60"/>
+              <w:right w:type="dxa" w:w="100"/>
+            </w:tcMar>
+          </w:tcPr>
+          <w:p>
+            <w:pPr>
+              <w:spacing w:after="0" w:before="0"/>
+            </w:pPr>
+            <w:r>
+              <w:rPr>
+                <w:b/>
+                <w:bCs/>
+                <w:color w:val="0F2B3C"/>
+                <w:sz w:val="16"/>
+                <w:szCs w:val="16"/>
+              </w:rPr>
+              <w:t xml:space="preserve">WORKING SPACE / CALCULATION STEPS</w:t>
+            </w:r>
+          </w:p>
+        </w:tc>
+        <w:tc>
+          <w:tcPr>
+            <w:tcW w:type="dxa" w:w="3000"/>
+            <w:shd w:fill="FBF3E2" w:color="auto" w:val="clear"/>
+            <w:tcMar>
+              <w:top w:type="dxa" w:w="60"/>
+              <w:left w:type="dxa" w:w="100"/>
+              <w:bottom w:type="dxa" w:w="60"/>
+              <w:right w:type="dxa" w:w="100"/>
+            </w:tcMar>
+          </w:tcPr>
+          <w:p>
+            <w:pPr>
+              <w:spacing w:after="0" w:before="0"/>
+            </w:pPr>
+            <w:r>
+              <w:rPr>
+                <w:b/>
+                <w:bCs/>
+                <w:color w:val="7A5400"/>
+                <w:sz w:val="16"/>
+                <w:szCs w:val="16"/>
+              </w:rPr>
+              <w:t xml:space="preserve">EXPLAIN YOUR REASONING</w:t>
+            </w:r>
+          </w:p>
+        </w:tc>
+      </w:tr>
+      <w:tr>
+        <w:trPr>
+          <w:cantSplit/>
+        </w:trPr>
+        <w:tc>
+          <w:tcPr>
+            <w:tcW w:type="dxa" w:w="2800"/>
+            <w:tcMar>
+              <w:top w:type="dxa" w:w="80"/>
+              <w:left w:type="dxa" w:w="100"/>
+              <w:bottom w:type="dxa" w:w="80"/>
+              <w:right w:type="dxa" w:w="100"/>
+            </w:tcMar>
+            <w:vAlign w:val="top"/>
+          </w:tcPr>
+          <w:p>
+            <w:pPr>
+              <w:spacing w:after="40" w:before="0"/>
+            </w:pPr>
+            <w:r>
+              <w:rPr>
+                <w:b/>
+                <w:bCs/>
+                <w:color w:val="0F2B3C"/>
+                <w:sz w:val="20"/>
+                <w:szCs w:val="20"/>
+              </w:rPr>
+              <w:t xml:space="preserve">3.  What is 105 + 0.76?</w:t>
+            </w:r>
+          </w:p>
+          <w:p>
+            <w:pPr>
+              <w:spacing w:after="40" w:before="0"/>
+            </w:pPr>
+            <w:r>
+              <w:rPr>
+                <w:i/>
+                <w:iCs/>
+                <w:color w:val="3F4D5C"/>
+                <w:sz w:val="20"/>
+                <w:szCs w:val="20"/>
+              </w:rPr>
+              <w:t xml:space="preserve">C. ¿Cuánto es 105 + 0.76?</w:t>
+            </w:r>
+          </w:p>
+        </w:tc>
+        <w:tc>
+          <w:tcPr>
+            <w:tcW w:type="dxa" w:w="3560"/>
+            <w:tcMar>
+              <w:top w:type="dxa" w:w="80"/>
+              <w:left w:type="dxa" w:w="100"/>
+              <w:bottom w:type="dxa" w:w="80"/>
+              <w:right w:type="dxa" w:w="100"/>
+            </w:tcMar>
+            <w:vAlign w:val="top"/>
+          </w:tcPr>
+          <w:p>
+            <w:pPr>
+              <w:spacing w:after="50" w:before="0"/>
+            </w:pPr>
+            <w:r>
+              <w:rPr>
+                <w:color w:val="BBBBBB"/>
+                <w:sz w:val="18"/>
+                <w:szCs w:val="18"/>
+              </w:rPr>
+              <w:t xml:space="preserve">____________________________</w:t>
+            </w:r>
+          </w:p>
+          <w:p>
+            <w:pPr>
+              <w:spacing w:after="50" w:before="0"/>
+            </w:pPr>
+            <w:r>
+              <w:rPr>
+                <w:color w:val="BBBBBB"/>
+                <w:sz w:val="18"/>
+                <w:szCs w:val="18"/>
+              </w:rPr>
+              <w:t xml:space="preserve">____________________________</w:t>
+            </w:r>
+          </w:p>
+          <w:p>
+            <w:pPr>
+              <w:spacing w:after="50" w:before="0"/>
+            </w:pPr>
+            <w:r>
+              <w:rPr>
+                <w:color w:val="BBBBBB"/>
+                <w:sz w:val="18"/>
+                <w:szCs w:val="18"/>
+              </w:rPr>
+              <w:t xml:space="preserve">____________________________</w:t>
+            </w:r>
+          </w:p>
+          <w:p>
+            <w:pPr>
+              <w:spacing w:after="50" w:before="0"/>
+            </w:pPr>
+            <w:r>
+              <w:rPr>
+                <w:color w:val="BBBBBB"/>
+                <w:sz w:val="18"/>
+                <w:szCs w:val="18"/>
+              </w:rPr>
+              <w:t xml:space="preserve">____________________________</w:t>
+            </w:r>
+          </w:p>
+        </w:tc>
+        <w:tc>
+          <w:tcPr>
+            <w:tcW w:type="dxa" w:w="3000"/>
+            <w:shd w:fill="FBF3E2" w:color="auto" w:val="clear"/>
+            <w:tcMar>
+              <w:top w:type="dxa" w:w="80"/>
+              <w:left w:type="dxa" w:w="100"/>
+              <w:bottom w:type="dxa" w:w="80"/>
+              <w:right w:type="dxa" w:w="100"/>
+            </w:tcMar>
+            <w:vAlign w:val="top"/>
+          </w:tcPr>
+          <w:p>
+            <w:pPr>
+              <w:spacing w:after="30" w:before="0"/>
+            </w:pPr>
+            <w:r>
+              <w:rPr>
+                <w:b/>
+                <w:bCs/>
+                <w:color w:val="0F2B3C"/>
+                <w:sz w:val="18"/>
+                <w:szCs w:val="18"/>
+              </w:rPr>
+              <w:t xml:space="preserve">Because... ________________</w:t>
+            </w:r>
+          </w:p>
+          <w:p>
+            <w:pPr>
+              <w:spacing w:after="50" w:before="0"/>
+            </w:pPr>
+            <w:r>
+              <w:rPr>
+                <w:color w:val="BBBBBB"/>
+                <w:sz w:val="18"/>
+                <w:szCs w:val="18"/>
+              </w:rPr>
+              <w:t xml:space="preserve">____________________________</w:t>
+            </w:r>
+          </w:p>
+          <w:p>
+            <w:pPr>
+              <w:spacing w:after="30" w:before="40"/>
+            </w:pPr>
+            <w:r>
+              <w:rPr>
+                <w:b/>
+                <w:bCs/>
+                <w:color w:val="1A6FB5"/>
+                <w:sz w:val="18"/>
+                <w:szCs w:val="18"/>
+              </w:rPr>
+              <w:t xml:space="preserve">Although... _______________</w:t>
+            </w:r>
+          </w:p>
+          <w:p>
+            <w:pPr>
+              <w:spacing w:after="50" w:before="0"/>
+            </w:pPr>
+            <w:r>
+              <w:rPr>
+                <w:color w:val="BBBBBB"/>
+                <w:sz w:val="18"/>
+                <w:szCs w:val="18"/>
+              </w:rPr>
+              <w:t xml:space="preserve">____________________________</w:t>
+            </w:r>
+          </w:p>
+          <w:p>
+            <w:pPr>
+              <w:spacing w:after="30" w:before="40"/>
+            </w:pPr>
+            <w:r>
+              <w:rPr>
+                <w:b/>
+                <w:bCs/>
+                <w:color w:val="7A5400"/>
+                <w:sz w:val="18"/>
+                <w:szCs w:val="18"/>
+              </w:rPr>
+              <w:t xml:space="preserve">Therefore... ______________</w:t>
+            </w:r>
+          </w:p>
+          <w:p>
+            <w:pPr>
+              <w:spacing w:after="50" w:before="0"/>
+            </w:pPr>
+            <w:r>
+              <w:rPr>
+                <w:color w:val="BBBBBB"/>
+                <w:sz w:val="18"/>
+                <w:szCs w:val="18"/>
+              </w:rPr>
+              <w:t xml:space="preserve">____________________________</w:t>
+            </w:r>
+          </w:p>
+        </w:tc>
+      </w:tr>
+    </w:tbl>
     <w:p>
       <w:pPr>
         <w:spacing w:after="60" w:before="0"/>
       </w:pPr>
       <w:r>
-        <w:rPr>
-          <w:i/>
-          <w:iCs/>
-          <w:color w:val="3F4D5C"/>
-          <w:sz w:val="20"/>
-          <w:szCs w:val="20"/>
-        </w:rPr>
-        <w:t xml:space="preserve">C. ¿Cuánto es 105 + 0.76?</w:t>
-      </w:r>
-    </w:p>
-    <w:p>
-      <w:pPr>
-        <w:spacing w:after="80" w:before="0"/>
-      </w:pPr>
-      <w:r>
-        <w:rPr>
-          <w:color w:val="BBBBBB"/>
-        </w:rPr>
-        <w:t xml:space="preserve">____________________________________________________</w:t>
-      </w:r>
-    </w:p>
-    <w:p>
-      <w:pPr>
-        <w:spacing w:after="40" w:before="0"/>
-      </w:pPr>
-      <w:r>
-        <w:rPr>
-          <w:sz w:val="22"/>
-          <w:szCs w:val="22"/>
-        </w:rPr>
-        <w:t xml:space="preserve">4.  Which digit is in the hundredths place of 105.76?</w:t>
-      </w:r>
-    </w:p>
+        <w:t xml:space="preserve"/>
+      </w:r>
+    </w:p>
+    <w:tbl>
+      <w:tblPr>
+        <w:tblW w:type="dxa" w:w="9360"/>
+        <w:tblBorders>
+          <w:top w:val="single" w:color="C7D2DD" w:sz="6"/>
+          <w:left w:val="single" w:color="C7D2DD" w:sz="6"/>
+          <w:bottom w:val="single" w:color="C7D2DD" w:sz="6"/>
+          <w:right w:val="single" w:color="C7D2DD" w:sz="6"/>
+          <w:insideH w:val="single" w:color="C7D2DD" w:sz="6"/>
+          <w:insideV w:val="single" w:color="C7D2DD" w:sz="6"/>
+        </w:tblBorders>
+      </w:tblPr>
+      <w:tblGrid>
+        <w:gridCol w:w="2800"/>
+        <w:gridCol w:w="3560"/>
+        <w:gridCol w:w="3000"/>
+      </w:tblGrid>
+      <w:tr>
+        <w:trPr>
+          <w:cantSplit/>
+          <w:tblHeader/>
+        </w:trPr>
+        <w:tc>
+          <w:tcPr>
+            <w:tcW w:type="dxa" w:w="2800"/>
+            <w:shd w:fill="EEF4F8" w:color="auto" w:val="clear"/>
+            <w:tcMar>
+              <w:top w:type="dxa" w:w="60"/>
+              <w:left w:type="dxa" w:w="100"/>
+              <w:bottom w:type="dxa" w:w="60"/>
+              <w:right w:type="dxa" w:w="100"/>
+            </w:tcMar>
+          </w:tcPr>
+          <w:p>
+            <w:pPr>
+              <w:spacing w:after="0" w:before="0"/>
+            </w:pPr>
+            <w:r>
+              <w:rPr>
+                <w:b/>
+                <w:bCs/>
+                <w:color w:val="0F2B3C"/>
+                <w:sz w:val="16"/>
+                <w:szCs w:val="16"/>
+              </w:rPr>
+              <w:t xml:space="preserve">CORE PROBLEM / GIVEN REPRESENTATION</w:t>
+            </w:r>
+          </w:p>
+        </w:tc>
+        <w:tc>
+          <w:tcPr>
+            <w:tcW w:type="dxa" w:w="3560"/>
+            <w:shd w:fill="EEF4F8" w:color="auto" w:val="clear"/>
+            <w:tcMar>
+              <w:top w:type="dxa" w:w="60"/>
+              <w:left w:type="dxa" w:w="100"/>
+              <w:bottom w:type="dxa" w:w="60"/>
+              <w:right w:type="dxa" w:w="100"/>
+            </w:tcMar>
+          </w:tcPr>
+          <w:p>
+            <w:pPr>
+              <w:spacing w:after="0" w:before="0"/>
+            </w:pPr>
+            <w:r>
+              <w:rPr>
+                <w:b/>
+                <w:bCs/>
+                <w:color w:val="0F2B3C"/>
+                <w:sz w:val="16"/>
+                <w:szCs w:val="16"/>
+              </w:rPr>
+              <w:t xml:space="preserve">WORKING SPACE / CALCULATION STEPS</w:t>
+            </w:r>
+          </w:p>
+        </w:tc>
+        <w:tc>
+          <w:tcPr>
+            <w:tcW w:type="dxa" w:w="3000"/>
+            <w:shd w:fill="FBF3E2" w:color="auto" w:val="clear"/>
+            <w:tcMar>
+              <w:top w:type="dxa" w:w="60"/>
+              <w:left w:type="dxa" w:w="100"/>
+              <w:bottom w:type="dxa" w:w="60"/>
+              <w:right w:type="dxa" w:w="100"/>
+            </w:tcMar>
+          </w:tcPr>
+          <w:p>
+            <w:pPr>
+              <w:spacing w:after="0" w:before="0"/>
+            </w:pPr>
+            <w:r>
+              <w:rPr>
+                <w:b/>
+                <w:bCs/>
+                <w:color w:val="7A5400"/>
+                <w:sz w:val="16"/>
+                <w:szCs w:val="16"/>
+              </w:rPr>
+              <w:t xml:space="preserve">EXPLAIN YOUR REASONING</w:t>
+            </w:r>
+          </w:p>
+        </w:tc>
+      </w:tr>
+      <w:tr>
+        <w:trPr>
+          <w:cantSplit/>
+        </w:trPr>
+        <w:tc>
+          <w:tcPr>
+            <w:tcW w:type="dxa" w:w="2800"/>
+            <w:tcMar>
+              <w:top w:type="dxa" w:w="80"/>
+              <w:left w:type="dxa" w:w="100"/>
+              <w:bottom w:type="dxa" w:w="80"/>
+              <w:right w:type="dxa" w:w="100"/>
+            </w:tcMar>
+            <w:vAlign w:val="top"/>
+          </w:tcPr>
+          <w:p>
+            <w:pPr>
+              <w:spacing w:after="40" w:before="0"/>
+            </w:pPr>
+            <w:r>
+              <w:rPr>
+                <w:b/>
+                <w:bCs/>
+                <w:color w:val="0F2B3C"/>
+                <w:sz w:val="20"/>
+                <w:szCs w:val="20"/>
+              </w:rPr>
+              <w:t xml:space="preserve">4.  Which digit is in the hundredths place of 105.76?</w:t>
+            </w:r>
+          </w:p>
+          <w:p>
+            <w:pPr>
+              <w:spacing w:after="40" w:before="0"/>
+            </w:pPr>
+            <w:r>
+              <w:rPr>
+                <w:i/>
+                <w:iCs/>
+                <w:color w:val="3F4D5C"/>
+                <w:sz w:val="20"/>
+                <w:szCs w:val="20"/>
+              </w:rPr>
+              <w:t xml:space="preserve">D. ¿Qué dígito está en el lugar de los centésimos en 105.76?</w:t>
+            </w:r>
+          </w:p>
+          <w:p>
+            <w:pPr>
+              <w:spacing w:after="0" w:before="0"/>
+            </w:pPr>
+            <w:r>
+              <w:rPr>
+                <w:color w:val="5E6E7E"/>
+                <w:sz w:val="18"/>
+                <w:szCs w:val="18"/>
+              </w:rPr>
+              <w:t xml:space="preserve">Choices: 1   /   0   /   7   /   6</w:t>
+            </w:r>
+          </w:p>
+        </w:tc>
+        <w:tc>
+          <w:tcPr>
+            <w:tcW w:type="dxa" w:w="3560"/>
+            <w:tcMar>
+              <w:top w:type="dxa" w:w="80"/>
+              <w:left w:type="dxa" w:w="100"/>
+              <w:bottom w:type="dxa" w:w="80"/>
+              <w:right w:type="dxa" w:w="100"/>
+            </w:tcMar>
+            <w:vAlign w:val="top"/>
+          </w:tcPr>
+          <w:p>
+            <w:pPr>
+              <w:spacing w:after="50" w:before="0"/>
+            </w:pPr>
+            <w:r>
+              <w:rPr>
+                <w:color w:val="BBBBBB"/>
+                <w:sz w:val="18"/>
+                <w:szCs w:val="18"/>
+              </w:rPr>
+              <w:t xml:space="preserve">____________________________</w:t>
+            </w:r>
+          </w:p>
+          <w:p>
+            <w:pPr>
+              <w:spacing w:after="50" w:before="0"/>
+            </w:pPr>
+            <w:r>
+              <w:rPr>
+                <w:color w:val="BBBBBB"/>
+                <w:sz w:val="18"/>
+                <w:szCs w:val="18"/>
+              </w:rPr>
+              <w:t xml:space="preserve">____________________________</w:t>
+            </w:r>
+          </w:p>
+          <w:p>
+            <w:pPr>
+              <w:spacing w:after="50" w:before="0"/>
+            </w:pPr>
+            <w:r>
+              <w:rPr>
+                <w:color w:val="BBBBBB"/>
+                <w:sz w:val="18"/>
+                <w:szCs w:val="18"/>
+              </w:rPr>
+              <w:t xml:space="preserve">____________________________</w:t>
+            </w:r>
+          </w:p>
+          <w:p>
+            <w:pPr>
+              <w:spacing w:after="50" w:before="0"/>
+            </w:pPr>
+            <w:r>
+              <w:rPr>
+                <w:color w:val="BBBBBB"/>
+                <w:sz w:val="18"/>
+                <w:szCs w:val="18"/>
+              </w:rPr>
+              <w:t xml:space="preserve">____________________________</w:t>
+            </w:r>
+          </w:p>
+        </w:tc>
+        <w:tc>
+          <w:tcPr>
+            <w:tcW w:type="dxa" w:w="3000"/>
+            <w:shd w:fill="FBF3E2" w:color="auto" w:val="clear"/>
+            <w:tcMar>
+              <w:top w:type="dxa" w:w="80"/>
+              <w:left w:type="dxa" w:w="100"/>
+              <w:bottom w:type="dxa" w:w="80"/>
+              <w:right w:type="dxa" w:w="100"/>
+            </w:tcMar>
+            <w:vAlign w:val="top"/>
+          </w:tcPr>
+          <w:p>
+            <w:pPr>
+              <w:spacing w:after="30" w:before="0"/>
+            </w:pPr>
+            <w:r>
+              <w:rPr>
+                <w:b/>
+                <w:bCs/>
+                <w:color w:val="0F2B3C"/>
+                <w:sz w:val="18"/>
+                <w:szCs w:val="18"/>
+              </w:rPr>
+              <w:t xml:space="preserve">Because... ________________</w:t>
+            </w:r>
+          </w:p>
+          <w:p>
+            <w:pPr>
+              <w:spacing w:after="50" w:before="0"/>
+            </w:pPr>
+            <w:r>
+              <w:rPr>
+                <w:color w:val="BBBBBB"/>
+                <w:sz w:val="18"/>
+                <w:szCs w:val="18"/>
+              </w:rPr>
+              <w:t xml:space="preserve">____________________________</w:t>
+            </w:r>
+          </w:p>
+          <w:p>
+            <w:pPr>
+              <w:spacing w:after="30" w:before="40"/>
+            </w:pPr>
+            <w:r>
+              <w:rPr>
+                <w:b/>
+                <w:bCs/>
+                <w:color w:val="1A6FB5"/>
+                <w:sz w:val="18"/>
+                <w:szCs w:val="18"/>
+              </w:rPr>
+              <w:t xml:space="preserve">Although... _______________</w:t>
+            </w:r>
+          </w:p>
+          <w:p>
+            <w:pPr>
+              <w:spacing w:after="50" w:before="0"/>
+            </w:pPr>
+            <w:r>
+              <w:rPr>
+                <w:color w:val="BBBBBB"/>
+                <w:sz w:val="18"/>
+                <w:szCs w:val="18"/>
+              </w:rPr>
+              <w:t xml:space="preserve">____________________________</w:t>
+            </w:r>
+          </w:p>
+          <w:p>
+            <w:pPr>
+              <w:spacing w:after="30" w:before="40"/>
+            </w:pPr>
+            <w:r>
+              <w:rPr>
+                <w:b/>
+                <w:bCs/>
+                <w:color w:val="7A5400"/>
+                <w:sz w:val="18"/>
+                <w:szCs w:val="18"/>
+              </w:rPr>
+              <w:t xml:space="preserve">Therefore... ______________</w:t>
+            </w:r>
+          </w:p>
+          <w:p>
+            <w:pPr>
+              <w:spacing w:after="50" w:before="0"/>
+            </w:pPr>
+            <w:r>
+              <w:rPr>
+                <w:color w:val="BBBBBB"/>
+                <w:sz w:val="18"/>
+                <w:szCs w:val="18"/>
+              </w:rPr>
+              <w:t xml:space="preserve">____________________________</w:t>
+            </w:r>
+          </w:p>
+        </w:tc>
+      </w:tr>
+    </w:tbl>
     <w:p>
       <w:pPr>
         <w:spacing w:after="60" w:before="0"/>
       </w:pPr>
       <w:r>
-        <w:rPr>
-          <w:i/>
-          <w:iCs/>
-          <w:color w:val="3F4D5C"/>
-          <w:sz w:val="20"/>
-          <w:szCs w:val="20"/>
-        </w:rPr>
-        <w:t xml:space="preserve">D. ¿Qué dígito está en el lugar de los centésimos en 105.76?</w:t>
-      </w:r>
-    </w:p>
-    <w:p>
-      <w:pPr>
-        <w:spacing w:after="40" w:before="0"/>
-      </w:pPr>
-      <w:r>
-        <w:rPr>
-          <w:color w:val="5E6E7E"/>
-          <w:sz w:val="20"/>
-          <w:szCs w:val="20"/>
-        </w:rPr>
-        <w:t xml:space="preserve">     choices: 1   /   0   /   7   /   6</w:t>
-      </w:r>
-    </w:p>
-    <w:p>
-      <w:pPr>
-        <w:spacing w:after="80" w:before="0"/>
-      </w:pPr>
-      <w:r>
-        <w:rPr>
-          <w:color w:val="BBBBBB"/>
-        </w:rPr>
-        <w:t xml:space="preserve">____________________________________________________</w:t>
+        <w:t xml:space="preserve"/>
       </w:r>
     </w:p>
     <w:p>
@@ -366,169 +2336,1301 @@
         <w:t xml:space="preserve">Halla una parte y luego toma más partes.</w:t>
       </w:r>
     </w:p>
-    <w:p>
-      <w:pPr>
-        <w:spacing w:after="40" w:before="0"/>
-      </w:pPr>
-      <w:r>
-        <w:rPr>
-          <w:sz w:val="22"/>
-          <w:szCs w:val="22"/>
-        </w:rPr>
-        <w:t xml:space="preserve">1.  What is 1/10 of 540?</w:t>
-      </w:r>
-    </w:p>
+    <w:tbl>
+      <w:tblPr>
+        <w:tblW w:type="dxa" w:w="9360"/>
+        <w:tblBorders>
+          <w:top w:val="single" w:color="C7D2DD" w:sz="6"/>
+          <w:left w:val="single" w:color="C7D2DD" w:sz="6"/>
+          <w:bottom w:val="single" w:color="C7D2DD" w:sz="6"/>
+          <w:right w:val="single" w:color="C7D2DD" w:sz="6"/>
+          <w:insideH w:val="single" w:color="C7D2DD" w:sz="6"/>
+          <w:insideV w:val="single" w:color="C7D2DD" w:sz="6"/>
+        </w:tblBorders>
+      </w:tblPr>
+      <w:tblGrid>
+        <w:gridCol w:w="2800"/>
+        <w:gridCol w:w="3560"/>
+        <w:gridCol w:w="3000"/>
+      </w:tblGrid>
+      <w:tr>
+        <w:trPr>
+          <w:cantSplit/>
+          <w:tblHeader/>
+        </w:trPr>
+        <w:tc>
+          <w:tcPr>
+            <w:tcW w:type="dxa" w:w="2800"/>
+            <w:shd w:fill="EEF4F8" w:color="auto" w:val="clear"/>
+            <w:tcMar>
+              <w:top w:type="dxa" w:w="60"/>
+              <w:left w:type="dxa" w:w="100"/>
+              <w:bottom w:type="dxa" w:w="60"/>
+              <w:right w:type="dxa" w:w="100"/>
+            </w:tcMar>
+          </w:tcPr>
+          <w:p>
+            <w:pPr>
+              <w:spacing w:after="0" w:before="0"/>
+            </w:pPr>
+            <w:r>
+              <w:rPr>
+                <w:b/>
+                <w:bCs/>
+                <w:color w:val="0F2B3C"/>
+                <w:sz w:val="16"/>
+                <w:szCs w:val="16"/>
+              </w:rPr>
+              <w:t xml:space="preserve">CORE PROBLEM / GIVEN REPRESENTATION</w:t>
+            </w:r>
+          </w:p>
+        </w:tc>
+        <w:tc>
+          <w:tcPr>
+            <w:tcW w:type="dxa" w:w="3560"/>
+            <w:shd w:fill="EEF4F8" w:color="auto" w:val="clear"/>
+            <w:tcMar>
+              <w:top w:type="dxa" w:w="60"/>
+              <w:left w:type="dxa" w:w="100"/>
+              <w:bottom w:type="dxa" w:w="60"/>
+              <w:right w:type="dxa" w:w="100"/>
+            </w:tcMar>
+          </w:tcPr>
+          <w:p>
+            <w:pPr>
+              <w:spacing w:after="0" w:before="0"/>
+            </w:pPr>
+            <w:r>
+              <w:rPr>
+                <w:b/>
+                <w:bCs/>
+                <w:color w:val="0F2B3C"/>
+                <w:sz w:val="16"/>
+                <w:szCs w:val="16"/>
+              </w:rPr>
+              <w:t xml:space="preserve">WORKING SPACE / CALCULATION STEPS</w:t>
+            </w:r>
+          </w:p>
+        </w:tc>
+        <w:tc>
+          <w:tcPr>
+            <w:tcW w:type="dxa" w:w="3000"/>
+            <w:shd w:fill="FBF3E2" w:color="auto" w:val="clear"/>
+            <w:tcMar>
+              <w:top w:type="dxa" w:w="60"/>
+              <w:left w:type="dxa" w:w="100"/>
+              <w:bottom w:type="dxa" w:w="60"/>
+              <w:right w:type="dxa" w:w="100"/>
+            </w:tcMar>
+          </w:tcPr>
+          <w:p>
+            <w:pPr>
+              <w:spacing w:after="0" w:before="0"/>
+            </w:pPr>
+            <w:r>
+              <w:rPr>
+                <w:b/>
+                <w:bCs/>
+                <w:color w:val="7A5400"/>
+                <w:sz w:val="16"/>
+                <w:szCs w:val="16"/>
+              </w:rPr>
+              <w:t xml:space="preserve">EXPLAIN YOUR REASONING</w:t>
+            </w:r>
+          </w:p>
+        </w:tc>
+      </w:tr>
+      <w:tr>
+        <w:trPr>
+          <w:cantSplit/>
+        </w:trPr>
+        <w:tc>
+          <w:tcPr>
+            <w:tcW w:type="dxa" w:w="2800"/>
+            <w:tcMar>
+              <w:top w:type="dxa" w:w="80"/>
+              <w:left w:type="dxa" w:w="100"/>
+              <w:bottom w:type="dxa" w:w="80"/>
+              <w:right w:type="dxa" w:w="100"/>
+            </w:tcMar>
+            <w:vAlign w:val="top"/>
+          </w:tcPr>
+          <w:p>
+            <w:pPr>
+              <w:spacing w:after="40" w:before="0"/>
+            </w:pPr>
+            <w:r>
+              <w:rPr>
+                <w:b/>
+                <w:bCs/>
+                <w:color w:val="0F2B3C"/>
+                <w:sz w:val="20"/>
+                <w:szCs w:val="20"/>
+              </w:rPr>
+              <w:t xml:space="preserve">1.  What is 1/10 of 540?</w:t>
+            </w:r>
+          </w:p>
+          <w:p>
+            <w:pPr>
+              <w:spacing w:after="40" w:before="0"/>
+            </w:pPr>
+            <w:r>
+              <w:rPr>
+                <w:i/>
+                <w:iCs/>
+                <w:color w:val="3F4D5C"/>
+                <w:sz w:val="20"/>
+                <w:szCs w:val="20"/>
+              </w:rPr>
+              <w:t xml:space="preserve">A. ¿Cuánto es 1/10 de 540?</w:t>
+            </w:r>
+          </w:p>
+        </w:tc>
+        <w:tc>
+          <w:tcPr>
+            <w:tcW w:type="dxa" w:w="3560"/>
+            <w:tcMar>
+              <w:top w:type="dxa" w:w="80"/>
+              <w:left w:type="dxa" w:w="100"/>
+              <w:bottom w:type="dxa" w:w="80"/>
+              <w:right w:type="dxa" w:w="100"/>
+            </w:tcMar>
+            <w:vAlign w:val="top"/>
+          </w:tcPr>
+          <w:p>
+            <w:pPr>
+              <w:spacing w:after="50" w:before="0"/>
+            </w:pPr>
+            <w:r>
+              <w:rPr>
+                <w:color w:val="BBBBBB"/>
+                <w:sz w:val="18"/>
+                <w:szCs w:val="18"/>
+              </w:rPr>
+              <w:t xml:space="preserve">____________________________</w:t>
+            </w:r>
+          </w:p>
+          <w:p>
+            <w:pPr>
+              <w:spacing w:after="50" w:before="0"/>
+            </w:pPr>
+            <w:r>
+              <w:rPr>
+                <w:color w:val="BBBBBB"/>
+                <w:sz w:val="18"/>
+                <w:szCs w:val="18"/>
+              </w:rPr>
+              <w:t xml:space="preserve">____________________________</w:t>
+            </w:r>
+          </w:p>
+          <w:p>
+            <w:pPr>
+              <w:spacing w:after="50" w:before="0"/>
+            </w:pPr>
+            <w:r>
+              <w:rPr>
+                <w:color w:val="BBBBBB"/>
+                <w:sz w:val="18"/>
+                <w:szCs w:val="18"/>
+              </w:rPr>
+              <w:t xml:space="preserve">____________________________</w:t>
+            </w:r>
+          </w:p>
+          <w:p>
+            <w:pPr>
+              <w:spacing w:after="50" w:before="0"/>
+            </w:pPr>
+            <w:r>
+              <w:rPr>
+                <w:color w:val="BBBBBB"/>
+                <w:sz w:val="18"/>
+                <w:szCs w:val="18"/>
+              </w:rPr>
+              <w:t xml:space="preserve">____________________________</w:t>
+            </w:r>
+          </w:p>
+        </w:tc>
+        <w:tc>
+          <w:tcPr>
+            <w:tcW w:type="dxa" w:w="3000"/>
+            <w:shd w:fill="FBF3E2" w:color="auto" w:val="clear"/>
+            <w:tcMar>
+              <w:top w:type="dxa" w:w="80"/>
+              <w:left w:type="dxa" w:w="100"/>
+              <w:bottom w:type="dxa" w:w="80"/>
+              <w:right w:type="dxa" w:w="100"/>
+            </w:tcMar>
+            <w:vAlign w:val="top"/>
+          </w:tcPr>
+          <w:p>
+            <w:pPr>
+              <w:spacing w:after="30" w:before="0"/>
+            </w:pPr>
+            <w:r>
+              <w:rPr>
+                <w:b/>
+                <w:bCs/>
+                <w:color w:val="0F2B3C"/>
+                <w:sz w:val="18"/>
+                <w:szCs w:val="18"/>
+              </w:rPr>
+              <w:t xml:space="preserve">Because... ________________</w:t>
+            </w:r>
+          </w:p>
+          <w:p>
+            <w:pPr>
+              <w:spacing w:after="50" w:before="0"/>
+            </w:pPr>
+            <w:r>
+              <w:rPr>
+                <w:color w:val="BBBBBB"/>
+                <w:sz w:val="18"/>
+                <w:szCs w:val="18"/>
+              </w:rPr>
+              <w:t xml:space="preserve">____________________________</w:t>
+            </w:r>
+          </w:p>
+          <w:p>
+            <w:pPr>
+              <w:spacing w:after="30" w:before="40"/>
+            </w:pPr>
+            <w:r>
+              <w:rPr>
+                <w:b/>
+                <w:bCs/>
+                <w:color w:val="1A6FB5"/>
+                <w:sz w:val="18"/>
+                <w:szCs w:val="18"/>
+              </w:rPr>
+              <w:t xml:space="preserve">Although... _______________</w:t>
+            </w:r>
+          </w:p>
+          <w:p>
+            <w:pPr>
+              <w:spacing w:after="50" w:before="0"/>
+            </w:pPr>
+            <w:r>
+              <w:rPr>
+                <w:color w:val="BBBBBB"/>
+                <w:sz w:val="18"/>
+                <w:szCs w:val="18"/>
+              </w:rPr>
+              <w:t xml:space="preserve">____________________________</w:t>
+            </w:r>
+          </w:p>
+          <w:p>
+            <w:pPr>
+              <w:spacing w:after="30" w:before="40"/>
+            </w:pPr>
+            <w:r>
+              <w:rPr>
+                <w:b/>
+                <w:bCs/>
+                <w:color w:val="7A5400"/>
+                <w:sz w:val="18"/>
+                <w:szCs w:val="18"/>
+              </w:rPr>
+              <w:t xml:space="preserve">Therefore... ______________</w:t>
+            </w:r>
+          </w:p>
+          <w:p>
+            <w:pPr>
+              <w:spacing w:after="50" w:before="0"/>
+            </w:pPr>
+            <w:r>
+              <w:rPr>
+                <w:color w:val="BBBBBB"/>
+                <w:sz w:val="18"/>
+                <w:szCs w:val="18"/>
+              </w:rPr>
+              <w:t xml:space="preserve">____________________________</w:t>
+            </w:r>
+          </w:p>
+        </w:tc>
+      </w:tr>
+    </w:tbl>
     <w:p>
       <w:pPr>
         <w:spacing w:after="60" w:before="0"/>
       </w:pPr>
       <w:r>
-        <w:rPr>
-          <w:i/>
-          <w:iCs/>
-          <w:color w:val="3F4D5C"/>
-          <w:sz w:val="20"/>
-          <w:szCs w:val="20"/>
-        </w:rPr>
-        <w:t xml:space="preserve">A. ¿Cuánto es 1/10 de 540?</w:t>
-      </w:r>
-    </w:p>
-    <w:p>
-      <w:pPr>
-        <w:spacing w:after="80" w:before="0"/>
-      </w:pPr>
-      <w:r>
-        <w:rPr>
-          <w:color w:val="BBBBBB"/>
-        </w:rPr>
-        <w:t xml:space="preserve">____________________________________________________</w:t>
-      </w:r>
-    </w:p>
-    <w:p>
-      <w:pPr>
-        <w:spacing w:after="40" w:before="0"/>
-      </w:pPr>
-      <w:r>
-        <w:rPr>
-          <w:sz w:val="22"/>
-          <w:szCs w:val="22"/>
-        </w:rPr>
-        <w:t xml:space="preserve">2.  What is 9/10 of 540?</w:t>
-      </w:r>
-    </w:p>
+        <w:t xml:space="preserve"/>
+      </w:r>
+    </w:p>
+    <w:tbl>
+      <w:tblPr>
+        <w:tblW w:type="dxa" w:w="9360"/>
+        <w:tblBorders>
+          <w:top w:val="single" w:color="C7D2DD" w:sz="6"/>
+          <w:left w:val="single" w:color="C7D2DD" w:sz="6"/>
+          <w:bottom w:val="single" w:color="C7D2DD" w:sz="6"/>
+          <w:right w:val="single" w:color="C7D2DD" w:sz="6"/>
+          <w:insideH w:val="single" w:color="C7D2DD" w:sz="6"/>
+          <w:insideV w:val="single" w:color="C7D2DD" w:sz="6"/>
+        </w:tblBorders>
+      </w:tblPr>
+      <w:tblGrid>
+        <w:gridCol w:w="2800"/>
+        <w:gridCol w:w="3560"/>
+        <w:gridCol w:w="3000"/>
+      </w:tblGrid>
+      <w:tr>
+        <w:trPr>
+          <w:cantSplit/>
+          <w:tblHeader/>
+        </w:trPr>
+        <w:tc>
+          <w:tcPr>
+            <w:tcW w:type="dxa" w:w="2800"/>
+            <w:shd w:fill="EEF4F8" w:color="auto" w:val="clear"/>
+            <w:tcMar>
+              <w:top w:type="dxa" w:w="60"/>
+              <w:left w:type="dxa" w:w="100"/>
+              <w:bottom w:type="dxa" w:w="60"/>
+              <w:right w:type="dxa" w:w="100"/>
+            </w:tcMar>
+          </w:tcPr>
+          <w:p>
+            <w:pPr>
+              <w:spacing w:after="0" w:before="0"/>
+            </w:pPr>
+            <w:r>
+              <w:rPr>
+                <w:b/>
+                <w:bCs/>
+                <w:color w:val="0F2B3C"/>
+                <w:sz w:val="16"/>
+                <w:szCs w:val="16"/>
+              </w:rPr>
+              <w:t xml:space="preserve">CORE PROBLEM / GIVEN REPRESENTATION</w:t>
+            </w:r>
+          </w:p>
+        </w:tc>
+        <w:tc>
+          <w:tcPr>
+            <w:tcW w:type="dxa" w:w="3560"/>
+            <w:shd w:fill="EEF4F8" w:color="auto" w:val="clear"/>
+            <w:tcMar>
+              <w:top w:type="dxa" w:w="60"/>
+              <w:left w:type="dxa" w:w="100"/>
+              <w:bottom w:type="dxa" w:w="60"/>
+              <w:right w:type="dxa" w:w="100"/>
+            </w:tcMar>
+          </w:tcPr>
+          <w:p>
+            <w:pPr>
+              <w:spacing w:after="0" w:before="0"/>
+            </w:pPr>
+            <w:r>
+              <w:rPr>
+                <w:b/>
+                <w:bCs/>
+                <w:color w:val="0F2B3C"/>
+                <w:sz w:val="16"/>
+                <w:szCs w:val="16"/>
+              </w:rPr>
+              <w:t xml:space="preserve">WORKING SPACE / CALCULATION STEPS</w:t>
+            </w:r>
+          </w:p>
+        </w:tc>
+        <w:tc>
+          <w:tcPr>
+            <w:tcW w:type="dxa" w:w="3000"/>
+            <w:shd w:fill="FBF3E2" w:color="auto" w:val="clear"/>
+            <w:tcMar>
+              <w:top w:type="dxa" w:w="60"/>
+              <w:left w:type="dxa" w:w="100"/>
+              <w:bottom w:type="dxa" w:w="60"/>
+              <w:right w:type="dxa" w:w="100"/>
+            </w:tcMar>
+          </w:tcPr>
+          <w:p>
+            <w:pPr>
+              <w:spacing w:after="0" w:before="0"/>
+            </w:pPr>
+            <w:r>
+              <w:rPr>
+                <w:b/>
+                <w:bCs/>
+                <w:color w:val="7A5400"/>
+                <w:sz w:val="16"/>
+                <w:szCs w:val="16"/>
+              </w:rPr>
+              <w:t xml:space="preserve">EXPLAIN YOUR REASONING</w:t>
+            </w:r>
+          </w:p>
+        </w:tc>
+      </w:tr>
+      <w:tr>
+        <w:trPr>
+          <w:cantSplit/>
+        </w:trPr>
+        <w:tc>
+          <w:tcPr>
+            <w:tcW w:type="dxa" w:w="2800"/>
+            <w:tcMar>
+              <w:top w:type="dxa" w:w="80"/>
+              <w:left w:type="dxa" w:w="100"/>
+              <w:bottom w:type="dxa" w:w="80"/>
+              <w:right w:type="dxa" w:w="100"/>
+            </w:tcMar>
+            <w:vAlign w:val="top"/>
+          </w:tcPr>
+          <w:p>
+            <w:pPr>
+              <w:spacing w:after="40" w:before="0"/>
+            </w:pPr>
+            <w:r>
+              <w:rPr>
+                <w:b/>
+                <w:bCs/>
+                <w:color w:val="0F2B3C"/>
+                <w:sz w:val="20"/>
+                <w:szCs w:val="20"/>
+              </w:rPr>
+              <w:t xml:space="preserve">2.  What is 9/10 of 540?</w:t>
+            </w:r>
+          </w:p>
+          <w:p>
+            <w:pPr>
+              <w:spacing w:after="40" w:before="0"/>
+            </w:pPr>
+            <w:r>
+              <w:rPr>
+                <w:i/>
+                <w:iCs/>
+                <w:color w:val="3F4D5C"/>
+                <w:sz w:val="20"/>
+                <w:szCs w:val="20"/>
+              </w:rPr>
+              <w:t xml:space="preserve">B. ¿Cuánto es 9/10 de 540?</w:t>
+            </w:r>
+          </w:p>
+        </w:tc>
+        <w:tc>
+          <w:tcPr>
+            <w:tcW w:type="dxa" w:w="3560"/>
+            <w:tcMar>
+              <w:top w:type="dxa" w:w="80"/>
+              <w:left w:type="dxa" w:w="100"/>
+              <w:bottom w:type="dxa" w:w="80"/>
+              <w:right w:type="dxa" w:w="100"/>
+            </w:tcMar>
+            <w:vAlign w:val="top"/>
+          </w:tcPr>
+          <w:p>
+            <w:pPr>
+              <w:spacing w:after="50" w:before="0"/>
+            </w:pPr>
+            <w:r>
+              <w:rPr>
+                <w:color w:val="BBBBBB"/>
+                <w:sz w:val="18"/>
+                <w:szCs w:val="18"/>
+              </w:rPr>
+              <w:t xml:space="preserve">____________________________</w:t>
+            </w:r>
+          </w:p>
+          <w:p>
+            <w:pPr>
+              <w:spacing w:after="50" w:before="0"/>
+            </w:pPr>
+            <w:r>
+              <w:rPr>
+                <w:color w:val="BBBBBB"/>
+                <w:sz w:val="18"/>
+                <w:szCs w:val="18"/>
+              </w:rPr>
+              <w:t xml:space="preserve">____________________________</w:t>
+            </w:r>
+          </w:p>
+          <w:p>
+            <w:pPr>
+              <w:spacing w:after="50" w:before="0"/>
+            </w:pPr>
+            <w:r>
+              <w:rPr>
+                <w:color w:val="BBBBBB"/>
+                <w:sz w:val="18"/>
+                <w:szCs w:val="18"/>
+              </w:rPr>
+              <w:t xml:space="preserve">____________________________</w:t>
+            </w:r>
+          </w:p>
+          <w:p>
+            <w:pPr>
+              <w:spacing w:after="50" w:before="0"/>
+            </w:pPr>
+            <w:r>
+              <w:rPr>
+                <w:color w:val="BBBBBB"/>
+                <w:sz w:val="18"/>
+                <w:szCs w:val="18"/>
+              </w:rPr>
+              <w:t xml:space="preserve">____________________________</w:t>
+            </w:r>
+          </w:p>
+        </w:tc>
+        <w:tc>
+          <w:tcPr>
+            <w:tcW w:type="dxa" w:w="3000"/>
+            <w:shd w:fill="FBF3E2" w:color="auto" w:val="clear"/>
+            <w:tcMar>
+              <w:top w:type="dxa" w:w="80"/>
+              <w:left w:type="dxa" w:w="100"/>
+              <w:bottom w:type="dxa" w:w="80"/>
+              <w:right w:type="dxa" w:w="100"/>
+            </w:tcMar>
+            <w:vAlign w:val="top"/>
+          </w:tcPr>
+          <w:p>
+            <w:pPr>
+              <w:spacing w:after="30" w:before="0"/>
+            </w:pPr>
+            <w:r>
+              <w:rPr>
+                <w:b/>
+                <w:bCs/>
+                <w:color w:val="0F2B3C"/>
+                <w:sz w:val="18"/>
+                <w:szCs w:val="18"/>
+              </w:rPr>
+              <w:t xml:space="preserve">Because... ________________</w:t>
+            </w:r>
+          </w:p>
+          <w:p>
+            <w:pPr>
+              <w:spacing w:after="50" w:before="0"/>
+            </w:pPr>
+            <w:r>
+              <w:rPr>
+                <w:color w:val="BBBBBB"/>
+                <w:sz w:val="18"/>
+                <w:szCs w:val="18"/>
+              </w:rPr>
+              <w:t xml:space="preserve">____________________________</w:t>
+            </w:r>
+          </w:p>
+          <w:p>
+            <w:pPr>
+              <w:spacing w:after="30" w:before="40"/>
+            </w:pPr>
+            <w:r>
+              <w:rPr>
+                <w:b/>
+                <w:bCs/>
+                <w:color w:val="1A6FB5"/>
+                <w:sz w:val="18"/>
+                <w:szCs w:val="18"/>
+              </w:rPr>
+              <w:t xml:space="preserve">Although... _______________</w:t>
+            </w:r>
+          </w:p>
+          <w:p>
+            <w:pPr>
+              <w:spacing w:after="50" w:before="0"/>
+            </w:pPr>
+            <w:r>
+              <w:rPr>
+                <w:color w:val="BBBBBB"/>
+                <w:sz w:val="18"/>
+                <w:szCs w:val="18"/>
+              </w:rPr>
+              <w:t xml:space="preserve">____________________________</w:t>
+            </w:r>
+          </w:p>
+          <w:p>
+            <w:pPr>
+              <w:spacing w:after="30" w:before="40"/>
+            </w:pPr>
+            <w:r>
+              <w:rPr>
+                <w:b/>
+                <w:bCs/>
+                <w:color w:val="7A5400"/>
+                <w:sz w:val="18"/>
+                <w:szCs w:val="18"/>
+              </w:rPr>
+              <w:t xml:space="preserve">Therefore... ______________</w:t>
+            </w:r>
+          </w:p>
+          <w:p>
+            <w:pPr>
+              <w:spacing w:after="50" w:before="0"/>
+            </w:pPr>
+            <w:r>
+              <w:rPr>
+                <w:color w:val="BBBBBB"/>
+                <w:sz w:val="18"/>
+                <w:szCs w:val="18"/>
+              </w:rPr>
+              <w:t xml:space="preserve">____________________________</w:t>
+            </w:r>
+          </w:p>
+        </w:tc>
+      </w:tr>
+    </w:tbl>
     <w:p>
       <w:pPr>
         <w:spacing w:after="60" w:before="0"/>
       </w:pPr>
       <w:r>
-        <w:rPr>
-          <w:i/>
-          <w:iCs/>
-          <w:color w:val="3F4D5C"/>
-          <w:sz w:val="20"/>
-          <w:szCs w:val="20"/>
-        </w:rPr>
-        <w:t xml:space="preserve">B. ¿Cuánto es 9/10 de 540?</w:t>
-      </w:r>
-    </w:p>
-    <w:p>
-      <w:pPr>
-        <w:spacing w:after="80" w:before="0"/>
-      </w:pPr>
-      <w:r>
-        <w:rPr>
-          <w:color w:val="BBBBBB"/>
-        </w:rPr>
-        <w:t xml:space="preserve">____________________________________________________</w:t>
-      </w:r>
-    </w:p>
-    <w:p>
-      <w:pPr>
-        <w:spacing w:after="40" w:before="0"/>
-      </w:pPr>
-      <w:r>
-        <w:rPr>
-          <w:sz w:val="22"/>
-          <w:szCs w:val="22"/>
-        </w:rPr>
-        <w:t xml:space="preserve">3.  What is 110 − 4.24?</w:t>
-      </w:r>
-    </w:p>
+        <w:t xml:space="preserve"/>
+      </w:r>
+    </w:p>
+    <w:tbl>
+      <w:tblPr>
+        <w:tblW w:type="dxa" w:w="9360"/>
+        <w:tblBorders>
+          <w:top w:val="single" w:color="C7D2DD" w:sz="6"/>
+          <w:left w:val="single" w:color="C7D2DD" w:sz="6"/>
+          <w:bottom w:val="single" w:color="C7D2DD" w:sz="6"/>
+          <w:right w:val="single" w:color="C7D2DD" w:sz="6"/>
+          <w:insideH w:val="single" w:color="C7D2DD" w:sz="6"/>
+          <w:insideV w:val="single" w:color="C7D2DD" w:sz="6"/>
+        </w:tblBorders>
+      </w:tblPr>
+      <w:tblGrid>
+        <w:gridCol w:w="2800"/>
+        <w:gridCol w:w="3560"/>
+        <w:gridCol w:w="3000"/>
+      </w:tblGrid>
+      <w:tr>
+        <w:trPr>
+          <w:cantSplit/>
+          <w:tblHeader/>
+        </w:trPr>
+        <w:tc>
+          <w:tcPr>
+            <w:tcW w:type="dxa" w:w="2800"/>
+            <w:shd w:fill="EEF4F8" w:color="auto" w:val="clear"/>
+            <w:tcMar>
+              <w:top w:type="dxa" w:w="60"/>
+              <w:left w:type="dxa" w:w="100"/>
+              <w:bottom w:type="dxa" w:w="60"/>
+              <w:right w:type="dxa" w:w="100"/>
+            </w:tcMar>
+          </w:tcPr>
+          <w:p>
+            <w:pPr>
+              <w:spacing w:after="0" w:before="0"/>
+            </w:pPr>
+            <w:r>
+              <w:rPr>
+                <w:b/>
+                <w:bCs/>
+                <w:color w:val="0F2B3C"/>
+                <w:sz w:val="16"/>
+                <w:szCs w:val="16"/>
+              </w:rPr>
+              <w:t xml:space="preserve">CORE PROBLEM / GIVEN REPRESENTATION</w:t>
+            </w:r>
+          </w:p>
+        </w:tc>
+        <w:tc>
+          <w:tcPr>
+            <w:tcW w:type="dxa" w:w="3560"/>
+            <w:shd w:fill="EEF4F8" w:color="auto" w:val="clear"/>
+            <w:tcMar>
+              <w:top w:type="dxa" w:w="60"/>
+              <w:left w:type="dxa" w:w="100"/>
+              <w:bottom w:type="dxa" w:w="60"/>
+              <w:right w:type="dxa" w:w="100"/>
+            </w:tcMar>
+          </w:tcPr>
+          <w:p>
+            <w:pPr>
+              <w:spacing w:after="0" w:before="0"/>
+            </w:pPr>
+            <w:r>
+              <w:rPr>
+                <w:b/>
+                <w:bCs/>
+                <w:color w:val="0F2B3C"/>
+                <w:sz w:val="16"/>
+                <w:szCs w:val="16"/>
+              </w:rPr>
+              <w:t xml:space="preserve">WORKING SPACE / CALCULATION STEPS</w:t>
+            </w:r>
+          </w:p>
+        </w:tc>
+        <w:tc>
+          <w:tcPr>
+            <w:tcW w:type="dxa" w:w="3000"/>
+            <w:shd w:fill="FBF3E2" w:color="auto" w:val="clear"/>
+            <w:tcMar>
+              <w:top w:type="dxa" w:w="60"/>
+              <w:left w:type="dxa" w:w="100"/>
+              <w:bottom w:type="dxa" w:w="60"/>
+              <w:right w:type="dxa" w:w="100"/>
+            </w:tcMar>
+          </w:tcPr>
+          <w:p>
+            <w:pPr>
+              <w:spacing w:after="0" w:before="0"/>
+            </w:pPr>
+            <w:r>
+              <w:rPr>
+                <w:b/>
+                <w:bCs/>
+                <w:color w:val="7A5400"/>
+                <w:sz w:val="16"/>
+                <w:szCs w:val="16"/>
+              </w:rPr>
+              <w:t xml:space="preserve">EXPLAIN YOUR REASONING</w:t>
+            </w:r>
+          </w:p>
+        </w:tc>
+      </w:tr>
+      <w:tr>
+        <w:trPr>
+          <w:cantSplit/>
+        </w:trPr>
+        <w:tc>
+          <w:tcPr>
+            <w:tcW w:type="dxa" w:w="2800"/>
+            <w:tcMar>
+              <w:top w:type="dxa" w:w="80"/>
+              <w:left w:type="dxa" w:w="100"/>
+              <w:bottom w:type="dxa" w:w="80"/>
+              <w:right w:type="dxa" w:w="100"/>
+            </w:tcMar>
+            <w:vAlign w:val="top"/>
+          </w:tcPr>
+          <w:p>
+            <w:pPr>
+              <w:spacing w:after="40" w:before="0"/>
+            </w:pPr>
+            <w:r>
+              <w:rPr>
+                <w:b/>
+                <w:bCs/>
+                <w:color w:val="0F2B3C"/>
+                <w:sz w:val="20"/>
+                <w:szCs w:val="20"/>
+              </w:rPr>
+              <w:t xml:space="preserve">3.  What is 110 − 4.24?</w:t>
+            </w:r>
+          </w:p>
+          <w:p>
+            <w:pPr>
+              <w:spacing w:after="40" w:before="0"/>
+            </w:pPr>
+            <w:r>
+              <w:rPr>
+                <w:i/>
+                <w:iCs/>
+                <w:color w:val="3F4D5C"/>
+                <w:sz w:val="20"/>
+                <w:szCs w:val="20"/>
+              </w:rPr>
+              <w:t xml:space="preserve">C. ¿Cuánto es 110 − 4.24?</w:t>
+            </w:r>
+          </w:p>
+        </w:tc>
+        <w:tc>
+          <w:tcPr>
+            <w:tcW w:type="dxa" w:w="3560"/>
+            <w:tcMar>
+              <w:top w:type="dxa" w:w="80"/>
+              <w:left w:type="dxa" w:w="100"/>
+              <w:bottom w:type="dxa" w:w="80"/>
+              <w:right w:type="dxa" w:w="100"/>
+            </w:tcMar>
+            <w:vAlign w:val="top"/>
+          </w:tcPr>
+          <w:p>
+            <w:pPr>
+              <w:spacing w:after="50" w:before="0"/>
+            </w:pPr>
+            <w:r>
+              <w:rPr>
+                <w:color w:val="BBBBBB"/>
+                <w:sz w:val="18"/>
+                <w:szCs w:val="18"/>
+              </w:rPr>
+              <w:t xml:space="preserve">____________________________</w:t>
+            </w:r>
+          </w:p>
+          <w:p>
+            <w:pPr>
+              <w:spacing w:after="50" w:before="0"/>
+            </w:pPr>
+            <w:r>
+              <w:rPr>
+                <w:color w:val="BBBBBB"/>
+                <w:sz w:val="18"/>
+                <w:szCs w:val="18"/>
+              </w:rPr>
+              <w:t xml:space="preserve">____________________________</w:t>
+            </w:r>
+          </w:p>
+          <w:p>
+            <w:pPr>
+              <w:spacing w:after="50" w:before="0"/>
+            </w:pPr>
+            <w:r>
+              <w:rPr>
+                <w:color w:val="BBBBBB"/>
+                <w:sz w:val="18"/>
+                <w:szCs w:val="18"/>
+              </w:rPr>
+              <w:t xml:space="preserve">____________________________</w:t>
+            </w:r>
+          </w:p>
+          <w:p>
+            <w:pPr>
+              <w:spacing w:after="50" w:before="0"/>
+            </w:pPr>
+            <w:r>
+              <w:rPr>
+                <w:color w:val="BBBBBB"/>
+                <w:sz w:val="18"/>
+                <w:szCs w:val="18"/>
+              </w:rPr>
+              <w:t xml:space="preserve">____________________________</w:t>
+            </w:r>
+          </w:p>
+        </w:tc>
+        <w:tc>
+          <w:tcPr>
+            <w:tcW w:type="dxa" w:w="3000"/>
+            <w:shd w:fill="FBF3E2" w:color="auto" w:val="clear"/>
+            <w:tcMar>
+              <w:top w:type="dxa" w:w="80"/>
+              <w:left w:type="dxa" w:w="100"/>
+              <w:bottom w:type="dxa" w:w="80"/>
+              <w:right w:type="dxa" w:w="100"/>
+            </w:tcMar>
+            <w:vAlign w:val="top"/>
+          </w:tcPr>
+          <w:p>
+            <w:pPr>
+              <w:spacing w:after="30" w:before="0"/>
+            </w:pPr>
+            <w:r>
+              <w:rPr>
+                <w:b/>
+                <w:bCs/>
+                <w:color w:val="0F2B3C"/>
+                <w:sz w:val="18"/>
+                <w:szCs w:val="18"/>
+              </w:rPr>
+              <w:t xml:space="preserve">Because... ________________</w:t>
+            </w:r>
+          </w:p>
+          <w:p>
+            <w:pPr>
+              <w:spacing w:after="50" w:before="0"/>
+            </w:pPr>
+            <w:r>
+              <w:rPr>
+                <w:color w:val="BBBBBB"/>
+                <w:sz w:val="18"/>
+                <w:szCs w:val="18"/>
+              </w:rPr>
+              <w:t xml:space="preserve">____________________________</w:t>
+            </w:r>
+          </w:p>
+          <w:p>
+            <w:pPr>
+              <w:spacing w:after="30" w:before="40"/>
+            </w:pPr>
+            <w:r>
+              <w:rPr>
+                <w:b/>
+                <w:bCs/>
+                <w:color w:val="1A6FB5"/>
+                <w:sz w:val="18"/>
+                <w:szCs w:val="18"/>
+              </w:rPr>
+              <w:t xml:space="preserve">Although... _______________</w:t>
+            </w:r>
+          </w:p>
+          <w:p>
+            <w:pPr>
+              <w:spacing w:after="50" w:before="0"/>
+            </w:pPr>
+            <w:r>
+              <w:rPr>
+                <w:color w:val="BBBBBB"/>
+                <w:sz w:val="18"/>
+                <w:szCs w:val="18"/>
+              </w:rPr>
+              <w:t xml:space="preserve">____________________________</w:t>
+            </w:r>
+          </w:p>
+          <w:p>
+            <w:pPr>
+              <w:spacing w:after="30" w:before="40"/>
+            </w:pPr>
+            <w:r>
+              <w:rPr>
+                <w:b/>
+                <w:bCs/>
+                <w:color w:val="7A5400"/>
+                <w:sz w:val="18"/>
+                <w:szCs w:val="18"/>
+              </w:rPr>
+              <w:t xml:space="preserve">Therefore... ______________</w:t>
+            </w:r>
+          </w:p>
+          <w:p>
+            <w:pPr>
+              <w:spacing w:after="50" w:before="0"/>
+            </w:pPr>
+            <w:r>
+              <w:rPr>
+                <w:color w:val="BBBBBB"/>
+                <w:sz w:val="18"/>
+                <w:szCs w:val="18"/>
+              </w:rPr>
+              <w:t xml:space="preserve">____________________________</w:t>
+            </w:r>
+          </w:p>
+        </w:tc>
+      </w:tr>
+    </w:tbl>
     <w:p>
       <w:pPr>
         <w:spacing w:after="60" w:before="0"/>
       </w:pPr>
       <w:r>
-        <w:rPr>
-          <w:i/>
-          <w:iCs/>
-          <w:color w:val="3F4D5C"/>
-          <w:sz w:val="20"/>
-          <w:szCs w:val="20"/>
-        </w:rPr>
-        <w:t xml:space="preserve">C. ¿Cuánto es 110 − 4.24?</w:t>
-      </w:r>
-    </w:p>
-    <w:p>
-      <w:pPr>
-        <w:spacing w:after="80" w:before="0"/>
-      </w:pPr>
-      <w:r>
-        <w:rPr>
-          <w:color w:val="BBBBBB"/>
-        </w:rPr>
-        <w:t xml:space="preserve">____________________________________________________</w:t>
-      </w:r>
-    </w:p>
-    <w:p>
-      <w:pPr>
-        <w:spacing w:after="40" w:before="0"/>
-      </w:pPr>
-      <w:r>
-        <w:rPr>
-          <w:sz w:val="22"/>
-          <w:szCs w:val="22"/>
-        </w:rPr>
-        <w:t xml:space="preserve">4.  Miguel walked 2 miles. Which distance is less than 2 miles?</w:t>
-      </w:r>
-    </w:p>
+        <w:t xml:space="preserve"/>
+      </w:r>
+    </w:p>
+    <w:tbl>
+      <w:tblPr>
+        <w:tblW w:type="dxa" w:w="9360"/>
+        <w:tblBorders>
+          <w:top w:val="single" w:color="C7D2DD" w:sz="6"/>
+          <w:left w:val="single" w:color="C7D2DD" w:sz="6"/>
+          <w:bottom w:val="single" w:color="C7D2DD" w:sz="6"/>
+          <w:right w:val="single" w:color="C7D2DD" w:sz="6"/>
+          <w:insideH w:val="single" w:color="C7D2DD" w:sz="6"/>
+          <w:insideV w:val="single" w:color="C7D2DD" w:sz="6"/>
+        </w:tblBorders>
+      </w:tblPr>
+      <w:tblGrid>
+        <w:gridCol w:w="2800"/>
+        <w:gridCol w:w="3560"/>
+        <w:gridCol w:w="3000"/>
+      </w:tblGrid>
+      <w:tr>
+        <w:trPr>
+          <w:cantSplit/>
+          <w:tblHeader/>
+        </w:trPr>
+        <w:tc>
+          <w:tcPr>
+            <w:tcW w:type="dxa" w:w="2800"/>
+            <w:shd w:fill="EEF4F8" w:color="auto" w:val="clear"/>
+            <w:tcMar>
+              <w:top w:type="dxa" w:w="60"/>
+              <w:left w:type="dxa" w:w="100"/>
+              <w:bottom w:type="dxa" w:w="60"/>
+              <w:right w:type="dxa" w:w="100"/>
+            </w:tcMar>
+          </w:tcPr>
+          <w:p>
+            <w:pPr>
+              <w:spacing w:after="0" w:before="0"/>
+            </w:pPr>
+            <w:r>
+              <w:rPr>
+                <w:b/>
+                <w:bCs/>
+                <w:color w:val="0F2B3C"/>
+                <w:sz w:val="16"/>
+                <w:szCs w:val="16"/>
+              </w:rPr>
+              <w:t xml:space="preserve">CORE PROBLEM / GIVEN REPRESENTATION</w:t>
+            </w:r>
+          </w:p>
+        </w:tc>
+        <w:tc>
+          <w:tcPr>
+            <w:tcW w:type="dxa" w:w="3560"/>
+            <w:shd w:fill="EEF4F8" w:color="auto" w:val="clear"/>
+            <w:tcMar>
+              <w:top w:type="dxa" w:w="60"/>
+              <w:left w:type="dxa" w:w="100"/>
+              <w:bottom w:type="dxa" w:w="60"/>
+              <w:right w:type="dxa" w:w="100"/>
+            </w:tcMar>
+          </w:tcPr>
+          <w:p>
+            <w:pPr>
+              <w:spacing w:after="0" w:before="0"/>
+            </w:pPr>
+            <w:r>
+              <w:rPr>
+                <w:b/>
+                <w:bCs/>
+                <w:color w:val="0F2B3C"/>
+                <w:sz w:val="16"/>
+                <w:szCs w:val="16"/>
+              </w:rPr>
+              <w:t xml:space="preserve">WORKING SPACE / CALCULATION STEPS</w:t>
+            </w:r>
+          </w:p>
+        </w:tc>
+        <w:tc>
+          <w:tcPr>
+            <w:tcW w:type="dxa" w:w="3000"/>
+            <w:shd w:fill="FBF3E2" w:color="auto" w:val="clear"/>
+            <w:tcMar>
+              <w:top w:type="dxa" w:w="60"/>
+              <w:left w:type="dxa" w:w="100"/>
+              <w:bottom w:type="dxa" w:w="60"/>
+              <w:right w:type="dxa" w:w="100"/>
+            </w:tcMar>
+          </w:tcPr>
+          <w:p>
+            <w:pPr>
+              <w:spacing w:after="0" w:before="0"/>
+            </w:pPr>
+            <w:r>
+              <w:rPr>
+                <w:b/>
+                <w:bCs/>
+                <w:color w:val="7A5400"/>
+                <w:sz w:val="16"/>
+                <w:szCs w:val="16"/>
+              </w:rPr>
+              <w:t xml:space="preserve">EXPLAIN YOUR REASONING</w:t>
+            </w:r>
+          </w:p>
+        </w:tc>
+      </w:tr>
+      <w:tr>
+        <w:trPr>
+          <w:cantSplit/>
+        </w:trPr>
+        <w:tc>
+          <w:tcPr>
+            <w:tcW w:type="dxa" w:w="2800"/>
+            <w:tcMar>
+              <w:top w:type="dxa" w:w="80"/>
+              <w:left w:type="dxa" w:w="100"/>
+              <w:bottom w:type="dxa" w:w="80"/>
+              <w:right w:type="dxa" w:w="100"/>
+            </w:tcMar>
+            <w:vAlign w:val="top"/>
+          </w:tcPr>
+          <w:p>
+            <w:pPr>
+              <w:spacing w:after="40" w:before="0"/>
+            </w:pPr>
+            <w:r>
+              <w:rPr>
+                <w:b/>
+                <w:bCs/>
+                <w:color w:val="0F2B3C"/>
+                <w:sz w:val="20"/>
+                <w:szCs w:val="20"/>
+              </w:rPr>
+              <w:t xml:space="preserve">4.  Miguel walked 2 miles. Which distance is less than 2 miles?</w:t>
+            </w:r>
+          </w:p>
+          <w:p>
+            <w:pPr>
+              <w:spacing w:after="40" w:before="0"/>
+            </w:pPr>
+            <w:r>
+              <w:rPr>
+                <w:i/>
+                <w:iCs/>
+                <w:color w:val="3F4D5C"/>
+                <w:sz w:val="20"/>
+                <w:szCs w:val="20"/>
+              </w:rPr>
+              <w:t xml:space="preserve">D. Miguel caminó 2 millas. ¿Qué distancia es menor que 2 millas?</w:t>
+            </w:r>
+          </w:p>
+          <w:p>
+            <w:pPr>
+              <w:spacing w:after="0" w:before="0"/>
+            </w:pPr>
+            <w:r>
+              <w:rPr>
+                <w:color w:val="5E6E7E"/>
+                <w:sz w:val="18"/>
+                <w:szCs w:val="18"/>
+              </w:rPr>
+              <w:t xml:space="preserve">Choices: 2.5 miles   /   1.5 miles   /   2.05 miles   /   20 miles</w:t>
+            </w:r>
+          </w:p>
+        </w:tc>
+        <w:tc>
+          <w:tcPr>
+            <w:tcW w:type="dxa" w:w="3560"/>
+            <w:tcMar>
+              <w:top w:type="dxa" w:w="80"/>
+              <w:left w:type="dxa" w:w="100"/>
+              <w:bottom w:type="dxa" w:w="80"/>
+              <w:right w:type="dxa" w:w="100"/>
+            </w:tcMar>
+            <w:vAlign w:val="top"/>
+          </w:tcPr>
+          <w:p>
+            <w:pPr>
+              <w:spacing w:after="50" w:before="0"/>
+            </w:pPr>
+            <w:r>
+              <w:rPr>
+                <w:color w:val="BBBBBB"/>
+                <w:sz w:val="18"/>
+                <w:szCs w:val="18"/>
+              </w:rPr>
+              <w:t xml:space="preserve">____________________________</w:t>
+            </w:r>
+          </w:p>
+          <w:p>
+            <w:pPr>
+              <w:spacing w:after="50" w:before="0"/>
+            </w:pPr>
+            <w:r>
+              <w:rPr>
+                <w:color w:val="BBBBBB"/>
+                <w:sz w:val="18"/>
+                <w:szCs w:val="18"/>
+              </w:rPr>
+              <w:t xml:space="preserve">____________________________</w:t>
+            </w:r>
+          </w:p>
+          <w:p>
+            <w:pPr>
+              <w:spacing w:after="50" w:before="0"/>
+            </w:pPr>
+            <w:r>
+              <w:rPr>
+                <w:color w:val="BBBBBB"/>
+                <w:sz w:val="18"/>
+                <w:szCs w:val="18"/>
+              </w:rPr>
+              <w:t xml:space="preserve">____________________________</w:t>
+            </w:r>
+          </w:p>
+          <w:p>
+            <w:pPr>
+              <w:spacing w:after="50" w:before="0"/>
+            </w:pPr>
+            <w:r>
+              <w:rPr>
+                <w:color w:val="BBBBBB"/>
+                <w:sz w:val="18"/>
+                <w:szCs w:val="18"/>
+              </w:rPr>
+              <w:t xml:space="preserve">____________________________</w:t>
+            </w:r>
+          </w:p>
+        </w:tc>
+        <w:tc>
+          <w:tcPr>
+            <w:tcW w:type="dxa" w:w="3000"/>
+            <w:shd w:fill="FBF3E2" w:color="auto" w:val="clear"/>
+            <w:tcMar>
+              <w:top w:type="dxa" w:w="80"/>
+              <w:left w:type="dxa" w:w="100"/>
+              <w:bottom w:type="dxa" w:w="80"/>
+              <w:right w:type="dxa" w:w="100"/>
+            </w:tcMar>
+            <w:vAlign w:val="top"/>
+          </w:tcPr>
+          <w:p>
+            <w:pPr>
+              <w:spacing w:after="30" w:before="0"/>
+            </w:pPr>
+            <w:r>
+              <w:rPr>
+                <w:b/>
+                <w:bCs/>
+                <w:color w:val="0F2B3C"/>
+                <w:sz w:val="18"/>
+                <w:szCs w:val="18"/>
+              </w:rPr>
+              <w:t xml:space="preserve">Because... ________________</w:t>
+            </w:r>
+          </w:p>
+          <w:p>
+            <w:pPr>
+              <w:spacing w:after="50" w:before="0"/>
+            </w:pPr>
+            <w:r>
+              <w:rPr>
+                <w:color w:val="BBBBBB"/>
+                <w:sz w:val="18"/>
+                <w:szCs w:val="18"/>
+              </w:rPr>
+              <w:t xml:space="preserve">____________________________</w:t>
+            </w:r>
+          </w:p>
+          <w:p>
+            <w:pPr>
+              <w:spacing w:after="30" w:before="40"/>
+            </w:pPr>
+            <w:r>
+              <w:rPr>
+                <w:b/>
+                <w:bCs/>
+                <w:color w:val="1A6FB5"/>
+                <w:sz w:val="18"/>
+                <w:szCs w:val="18"/>
+              </w:rPr>
+              <w:t xml:space="preserve">Although... _______________</w:t>
+            </w:r>
+          </w:p>
+          <w:p>
+            <w:pPr>
+              <w:spacing w:after="50" w:before="0"/>
+            </w:pPr>
+            <w:r>
+              <w:rPr>
+                <w:color w:val="BBBBBB"/>
+                <w:sz w:val="18"/>
+                <w:szCs w:val="18"/>
+              </w:rPr>
+              <w:t xml:space="preserve">____________________________</w:t>
+            </w:r>
+          </w:p>
+          <w:p>
+            <w:pPr>
+              <w:spacing w:after="30" w:before="40"/>
+            </w:pPr>
+            <w:r>
+              <w:rPr>
+                <w:b/>
+                <w:bCs/>
+                <w:color w:val="7A5400"/>
+                <w:sz w:val="18"/>
+                <w:szCs w:val="18"/>
+              </w:rPr>
+              <w:t xml:space="preserve">Therefore... ______________</w:t>
+            </w:r>
+          </w:p>
+          <w:p>
+            <w:pPr>
+              <w:spacing w:after="50" w:before="0"/>
+            </w:pPr>
+            <w:r>
+              <w:rPr>
+                <w:color w:val="BBBBBB"/>
+                <w:sz w:val="18"/>
+                <w:szCs w:val="18"/>
+              </w:rPr>
+              <w:t xml:space="preserve">____________________________</w:t>
+            </w:r>
+          </w:p>
+        </w:tc>
+      </w:tr>
+    </w:tbl>
     <w:p>
       <w:pPr>
         <w:spacing w:after="60" w:before="0"/>
       </w:pPr>
       <w:r>
-        <w:rPr>
-          <w:i/>
-          <w:iCs/>
-          <w:color w:val="3F4D5C"/>
-          <w:sz w:val="20"/>
-          <w:szCs w:val="20"/>
-        </w:rPr>
-        <w:t xml:space="preserve">D. Miguel caminó 2 millas. ¿Qué distancia es menor que 2 millas?</w:t>
-      </w:r>
-    </w:p>
-    <w:p>
-      <w:pPr>
-        <w:spacing w:after="40" w:before="0"/>
-      </w:pPr>
-      <w:r>
-        <w:rPr>
-          <w:color w:val="5E6E7E"/>
-          <w:sz w:val="20"/>
-          <w:szCs w:val="20"/>
-        </w:rPr>
-        <w:t xml:space="preserve">     choices: 2.5 miles   /   1.5 miles   /   2.05 miles   /   20 miles</w:t>
-      </w:r>
-    </w:p>
-    <w:p>
-      <w:pPr>
-        <w:spacing w:after="80" w:before="0"/>
-      </w:pPr>
-      <w:r>
-        <w:rPr>
-          <w:color w:val="BBBBBB"/>
-        </w:rPr>
-        <w:t xml:space="preserve">____________________________________________________</w:t>
+        <w:t xml:space="preserve"/>
       </w:r>
     </w:p>
     <w:p>
@@ -575,131 +3677,980 @@
         <w:t xml:space="preserve">Halla la respuesta y luego comprueba si tiene sentido.</w:t>
       </w:r>
     </w:p>
-    <w:p>
-      <w:pPr>
-        <w:spacing w:after="40" w:before="0"/>
-      </w:pPr>
-      <w:r>
-        <w:rPr>
-          <w:sz w:val="22"/>
-          <w:szCs w:val="22"/>
-        </w:rPr>
-        <w:t xml:space="preserve">1.  What is 1/5 of 540?</w:t>
-      </w:r>
-    </w:p>
+    <w:tbl>
+      <w:tblPr>
+        <w:tblW w:type="dxa" w:w="9360"/>
+        <w:tblBorders>
+          <w:top w:val="single" w:color="C7D2DD" w:sz="6"/>
+          <w:left w:val="single" w:color="C7D2DD" w:sz="6"/>
+          <w:bottom w:val="single" w:color="C7D2DD" w:sz="6"/>
+          <w:right w:val="single" w:color="C7D2DD" w:sz="6"/>
+          <w:insideH w:val="single" w:color="C7D2DD" w:sz="6"/>
+          <w:insideV w:val="single" w:color="C7D2DD" w:sz="6"/>
+        </w:tblBorders>
+      </w:tblPr>
+      <w:tblGrid>
+        <w:gridCol w:w="2800"/>
+        <w:gridCol w:w="3560"/>
+        <w:gridCol w:w="3000"/>
+      </w:tblGrid>
+      <w:tr>
+        <w:trPr>
+          <w:cantSplit/>
+          <w:tblHeader/>
+        </w:trPr>
+        <w:tc>
+          <w:tcPr>
+            <w:tcW w:type="dxa" w:w="2800"/>
+            <w:shd w:fill="EEF4F8" w:color="auto" w:val="clear"/>
+            <w:tcMar>
+              <w:top w:type="dxa" w:w="60"/>
+              <w:left w:type="dxa" w:w="100"/>
+              <w:bottom w:type="dxa" w:w="60"/>
+              <w:right w:type="dxa" w:w="100"/>
+            </w:tcMar>
+          </w:tcPr>
+          <w:p>
+            <w:pPr>
+              <w:spacing w:after="0" w:before="0"/>
+            </w:pPr>
+            <w:r>
+              <w:rPr>
+                <w:b/>
+                <w:bCs/>
+                <w:color w:val="0F2B3C"/>
+                <w:sz w:val="16"/>
+                <w:szCs w:val="16"/>
+              </w:rPr>
+              <w:t xml:space="preserve">CORE PROBLEM / GIVEN REPRESENTATION</w:t>
+            </w:r>
+          </w:p>
+        </w:tc>
+        <w:tc>
+          <w:tcPr>
+            <w:tcW w:type="dxa" w:w="3560"/>
+            <w:shd w:fill="EEF4F8" w:color="auto" w:val="clear"/>
+            <w:tcMar>
+              <w:top w:type="dxa" w:w="60"/>
+              <w:left w:type="dxa" w:w="100"/>
+              <w:bottom w:type="dxa" w:w="60"/>
+              <w:right w:type="dxa" w:w="100"/>
+            </w:tcMar>
+          </w:tcPr>
+          <w:p>
+            <w:pPr>
+              <w:spacing w:after="0" w:before="0"/>
+            </w:pPr>
+            <w:r>
+              <w:rPr>
+                <w:b/>
+                <w:bCs/>
+                <w:color w:val="0F2B3C"/>
+                <w:sz w:val="16"/>
+                <w:szCs w:val="16"/>
+              </w:rPr>
+              <w:t xml:space="preserve">WORKING SPACE / CALCULATION STEPS</w:t>
+            </w:r>
+          </w:p>
+        </w:tc>
+        <w:tc>
+          <w:tcPr>
+            <w:tcW w:type="dxa" w:w="3000"/>
+            <w:shd w:fill="FBF3E2" w:color="auto" w:val="clear"/>
+            <w:tcMar>
+              <w:top w:type="dxa" w:w="60"/>
+              <w:left w:type="dxa" w:w="100"/>
+              <w:bottom w:type="dxa" w:w="60"/>
+              <w:right w:type="dxa" w:w="100"/>
+            </w:tcMar>
+          </w:tcPr>
+          <w:p>
+            <w:pPr>
+              <w:spacing w:after="0" w:before="0"/>
+            </w:pPr>
+            <w:r>
+              <w:rPr>
+                <w:b/>
+                <w:bCs/>
+                <w:color w:val="7A5400"/>
+                <w:sz w:val="16"/>
+                <w:szCs w:val="16"/>
+              </w:rPr>
+              <w:t xml:space="preserve">EXPLAIN YOUR REASONING</w:t>
+            </w:r>
+          </w:p>
+        </w:tc>
+      </w:tr>
+      <w:tr>
+        <w:trPr>
+          <w:cantSplit/>
+        </w:trPr>
+        <w:tc>
+          <w:tcPr>
+            <w:tcW w:type="dxa" w:w="2800"/>
+            <w:tcMar>
+              <w:top w:type="dxa" w:w="80"/>
+              <w:left w:type="dxa" w:w="100"/>
+              <w:bottom w:type="dxa" w:w="80"/>
+              <w:right w:type="dxa" w:w="100"/>
+            </w:tcMar>
+            <w:vAlign w:val="top"/>
+          </w:tcPr>
+          <w:p>
+            <w:pPr>
+              <w:spacing w:after="40" w:before="0"/>
+            </w:pPr>
+            <w:r>
+              <w:rPr>
+                <w:b/>
+                <w:bCs/>
+                <w:color w:val="0F2B3C"/>
+                <w:sz w:val="20"/>
+                <w:szCs w:val="20"/>
+              </w:rPr>
+              <w:t xml:space="preserve">1.  What is 1/5 of 540?</w:t>
+            </w:r>
+          </w:p>
+          <w:p>
+            <w:pPr>
+              <w:spacing w:after="40" w:before="0"/>
+            </w:pPr>
+            <w:r>
+              <w:rPr>
+                <w:i/>
+                <w:iCs/>
+                <w:color w:val="3F4D5C"/>
+                <w:sz w:val="20"/>
+                <w:szCs w:val="20"/>
+              </w:rPr>
+              <w:t xml:space="preserve">A. ¿Cuánto es 1/5 de 540?</w:t>
+            </w:r>
+          </w:p>
+        </w:tc>
+        <w:tc>
+          <w:tcPr>
+            <w:tcW w:type="dxa" w:w="3560"/>
+            <w:tcMar>
+              <w:top w:type="dxa" w:w="80"/>
+              <w:left w:type="dxa" w:w="100"/>
+              <w:bottom w:type="dxa" w:w="80"/>
+              <w:right w:type="dxa" w:w="100"/>
+            </w:tcMar>
+            <w:vAlign w:val="top"/>
+          </w:tcPr>
+          <w:p>
+            <w:pPr>
+              <w:spacing w:after="50" w:before="0"/>
+            </w:pPr>
+            <w:r>
+              <w:rPr>
+                <w:color w:val="BBBBBB"/>
+                <w:sz w:val="18"/>
+                <w:szCs w:val="18"/>
+              </w:rPr>
+              <w:t xml:space="preserve">____________________________</w:t>
+            </w:r>
+          </w:p>
+          <w:p>
+            <w:pPr>
+              <w:spacing w:after="50" w:before="0"/>
+            </w:pPr>
+            <w:r>
+              <w:rPr>
+                <w:color w:val="BBBBBB"/>
+                <w:sz w:val="18"/>
+                <w:szCs w:val="18"/>
+              </w:rPr>
+              <w:t xml:space="preserve">____________________________</w:t>
+            </w:r>
+          </w:p>
+          <w:p>
+            <w:pPr>
+              <w:spacing w:after="50" w:before="0"/>
+            </w:pPr>
+            <w:r>
+              <w:rPr>
+                <w:color w:val="BBBBBB"/>
+                <w:sz w:val="18"/>
+                <w:szCs w:val="18"/>
+              </w:rPr>
+              <w:t xml:space="preserve">____________________________</w:t>
+            </w:r>
+          </w:p>
+          <w:p>
+            <w:pPr>
+              <w:spacing w:after="50" w:before="0"/>
+            </w:pPr>
+            <w:r>
+              <w:rPr>
+                <w:color w:val="BBBBBB"/>
+                <w:sz w:val="18"/>
+                <w:szCs w:val="18"/>
+              </w:rPr>
+              <w:t xml:space="preserve">____________________________</w:t>
+            </w:r>
+          </w:p>
+        </w:tc>
+        <w:tc>
+          <w:tcPr>
+            <w:tcW w:type="dxa" w:w="3000"/>
+            <w:shd w:fill="FBF3E2" w:color="auto" w:val="clear"/>
+            <w:tcMar>
+              <w:top w:type="dxa" w:w="80"/>
+              <w:left w:type="dxa" w:w="100"/>
+              <w:bottom w:type="dxa" w:w="80"/>
+              <w:right w:type="dxa" w:w="100"/>
+            </w:tcMar>
+            <w:vAlign w:val="top"/>
+          </w:tcPr>
+          <w:p>
+            <w:pPr>
+              <w:spacing w:after="30" w:before="0"/>
+            </w:pPr>
+            <w:r>
+              <w:rPr>
+                <w:b/>
+                <w:bCs/>
+                <w:color w:val="0F2B3C"/>
+                <w:sz w:val="18"/>
+                <w:szCs w:val="18"/>
+              </w:rPr>
+              <w:t xml:space="preserve">Because... ________________</w:t>
+            </w:r>
+          </w:p>
+          <w:p>
+            <w:pPr>
+              <w:spacing w:after="50" w:before="0"/>
+            </w:pPr>
+            <w:r>
+              <w:rPr>
+                <w:color w:val="BBBBBB"/>
+                <w:sz w:val="18"/>
+                <w:szCs w:val="18"/>
+              </w:rPr>
+              <w:t xml:space="preserve">____________________________</w:t>
+            </w:r>
+          </w:p>
+          <w:p>
+            <w:pPr>
+              <w:spacing w:after="30" w:before="40"/>
+            </w:pPr>
+            <w:r>
+              <w:rPr>
+                <w:b/>
+                <w:bCs/>
+                <w:color w:val="1A6FB5"/>
+                <w:sz w:val="18"/>
+                <w:szCs w:val="18"/>
+              </w:rPr>
+              <w:t xml:space="preserve">Although... _______________</w:t>
+            </w:r>
+          </w:p>
+          <w:p>
+            <w:pPr>
+              <w:spacing w:after="50" w:before="0"/>
+            </w:pPr>
+            <w:r>
+              <w:rPr>
+                <w:color w:val="BBBBBB"/>
+                <w:sz w:val="18"/>
+                <w:szCs w:val="18"/>
+              </w:rPr>
+              <w:t xml:space="preserve">____________________________</w:t>
+            </w:r>
+          </w:p>
+          <w:p>
+            <w:pPr>
+              <w:spacing w:after="30" w:before="40"/>
+            </w:pPr>
+            <w:r>
+              <w:rPr>
+                <w:b/>
+                <w:bCs/>
+                <w:color w:val="7A5400"/>
+                <w:sz w:val="18"/>
+                <w:szCs w:val="18"/>
+              </w:rPr>
+              <w:t xml:space="preserve">Therefore... ______________</w:t>
+            </w:r>
+          </w:p>
+          <w:p>
+            <w:pPr>
+              <w:spacing w:after="50" w:before="0"/>
+            </w:pPr>
+            <w:r>
+              <w:rPr>
+                <w:color w:val="BBBBBB"/>
+                <w:sz w:val="18"/>
+                <w:szCs w:val="18"/>
+              </w:rPr>
+              <w:t xml:space="preserve">____________________________</w:t>
+            </w:r>
+          </w:p>
+        </w:tc>
+      </w:tr>
+    </w:tbl>
     <w:p>
       <w:pPr>
         <w:spacing w:after="60" w:before="0"/>
       </w:pPr>
       <w:r>
-        <w:rPr>
-          <w:i/>
-          <w:iCs/>
-          <w:color w:val="3F4D5C"/>
-          <w:sz w:val="20"/>
-          <w:szCs w:val="20"/>
-        </w:rPr>
-        <w:t xml:space="preserve">A. ¿Cuánto es 1/5 de 540?</w:t>
-      </w:r>
-    </w:p>
-    <w:p>
-      <w:pPr>
-        <w:spacing w:after="80" w:before="0"/>
-      </w:pPr>
-      <w:r>
-        <w:rPr>
-          <w:color w:val="BBBBBB"/>
-        </w:rPr>
-        <w:t xml:space="preserve">____________________________________________________</w:t>
-      </w:r>
-    </w:p>
-    <w:p>
-      <w:pPr>
-        <w:spacing w:after="40" w:before="0"/>
-      </w:pPr>
-      <w:r>
-        <w:rPr>
-          <w:sz w:val="22"/>
-          <w:szCs w:val="22"/>
-        </w:rPr>
-        <w:t xml:space="preserve">2.  What is 6/5 of 540?</w:t>
-      </w:r>
-    </w:p>
+        <w:t xml:space="preserve"/>
+      </w:r>
+    </w:p>
+    <w:tbl>
+      <w:tblPr>
+        <w:tblW w:type="dxa" w:w="9360"/>
+        <w:tblBorders>
+          <w:top w:val="single" w:color="C7D2DD" w:sz="6"/>
+          <w:left w:val="single" w:color="C7D2DD" w:sz="6"/>
+          <w:bottom w:val="single" w:color="C7D2DD" w:sz="6"/>
+          <w:right w:val="single" w:color="C7D2DD" w:sz="6"/>
+          <w:insideH w:val="single" w:color="C7D2DD" w:sz="6"/>
+          <w:insideV w:val="single" w:color="C7D2DD" w:sz="6"/>
+        </w:tblBorders>
+      </w:tblPr>
+      <w:tblGrid>
+        <w:gridCol w:w="2800"/>
+        <w:gridCol w:w="3560"/>
+        <w:gridCol w:w="3000"/>
+      </w:tblGrid>
+      <w:tr>
+        <w:trPr>
+          <w:cantSplit/>
+          <w:tblHeader/>
+        </w:trPr>
+        <w:tc>
+          <w:tcPr>
+            <w:tcW w:type="dxa" w:w="2800"/>
+            <w:shd w:fill="EEF4F8" w:color="auto" w:val="clear"/>
+            <w:tcMar>
+              <w:top w:type="dxa" w:w="60"/>
+              <w:left w:type="dxa" w:w="100"/>
+              <w:bottom w:type="dxa" w:w="60"/>
+              <w:right w:type="dxa" w:w="100"/>
+            </w:tcMar>
+          </w:tcPr>
+          <w:p>
+            <w:pPr>
+              <w:spacing w:after="0" w:before="0"/>
+            </w:pPr>
+            <w:r>
+              <w:rPr>
+                <w:b/>
+                <w:bCs/>
+                <w:color w:val="0F2B3C"/>
+                <w:sz w:val="16"/>
+                <w:szCs w:val="16"/>
+              </w:rPr>
+              <w:t xml:space="preserve">CORE PROBLEM / GIVEN REPRESENTATION</w:t>
+            </w:r>
+          </w:p>
+        </w:tc>
+        <w:tc>
+          <w:tcPr>
+            <w:tcW w:type="dxa" w:w="3560"/>
+            <w:shd w:fill="EEF4F8" w:color="auto" w:val="clear"/>
+            <w:tcMar>
+              <w:top w:type="dxa" w:w="60"/>
+              <w:left w:type="dxa" w:w="100"/>
+              <w:bottom w:type="dxa" w:w="60"/>
+              <w:right w:type="dxa" w:w="100"/>
+            </w:tcMar>
+          </w:tcPr>
+          <w:p>
+            <w:pPr>
+              <w:spacing w:after="0" w:before="0"/>
+            </w:pPr>
+            <w:r>
+              <w:rPr>
+                <w:b/>
+                <w:bCs/>
+                <w:color w:val="0F2B3C"/>
+                <w:sz w:val="16"/>
+                <w:szCs w:val="16"/>
+              </w:rPr>
+              <w:t xml:space="preserve">WORKING SPACE / CALCULATION STEPS</w:t>
+            </w:r>
+          </w:p>
+        </w:tc>
+        <w:tc>
+          <w:tcPr>
+            <w:tcW w:type="dxa" w:w="3000"/>
+            <w:shd w:fill="FBF3E2" w:color="auto" w:val="clear"/>
+            <w:tcMar>
+              <w:top w:type="dxa" w:w="60"/>
+              <w:left w:type="dxa" w:w="100"/>
+              <w:bottom w:type="dxa" w:w="60"/>
+              <w:right w:type="dxa" w:w="100"/>
+            </w:tcMar>
+          </w:tcPr>
+          <w:p>
+            <w:pPr>
+              <w:spacing w:after="0" w:before="0"/>
+            </w:pPr>
+            <w:r>
+              <w:rPr>
+                <w:b/>
+                <w:bCs/>
+                <w:color w:val="7A5400"/>
+                <w:sz w:val="16"/>
+                <w:szCs w:val="16"/>
+              </w:rPr>
+              <w:t xml:space="preserve">EXPLAIN YOUR REASONING</w:t>
+            </w:r>
+          </w:p>
+        </w:tc>
+      </w:tr>
+      <w:tr>
+        <w:trPr>
+          <w:cantSplit/>
+        </w:trPr>
+        <w:tc>
+          <w:tcPr>
+            <w:tcW w:type="dxa" w:w="2800"/>
+            <w:tcMar>
+              <w:top w:type="dxa" w:w="80"/>
+              <w:left w:type="dxa" w:w="100"/>
+              <w:bottom w:type="dxa" w:w="80"/>
+              <w:right w:type="dxa" w:w="100"/>
+            </w:tcMar>
+            <w:vAlign w:val="top"/>
+          </w:tcPr>
+          <w:p>
+            <w:pPr>
+              <w:spacing w:after="40" w:before="0"/>
+            </w:pPr>
+            <w:r>
+              <w:rPr>
+                <w:b/>
+                <w:bCs/>
+                <w:color w:val="0F2B3C"/>
+                <w:sz w:val="20"/>
+                <w:szCs w:val="20"/>
+              </w:rPr>
+              <w:t xml:space="preserve">2.  What is 6/5 of 540?</w:t>
+            </w:r>
+          </w:p>
+          <w:p>
+            <w:pPr>
+              <w:spacing w:after="40" w:before="0"/>
+            </w:pPr>
+            <w:r>
+              <w:rPr>
+                <w:i/>
+                <w:iCs/>
+                <w:color w:val="3F4D5C"/>
+                <w:sz w:val="20"/>
+                <w:szCs w:val="20"/>
+              </w:rPr>
+              <w:t xml:space="preserve">B. ¿Cuánto es 6/5 de 540?</w:t>
+            </w:r>
+          </w:p>
+        </w:tc>
+        <w:tc>
+          <w:tcPr>
+            <w:tcW w:type="dxa" w:w="3560"/>
+            <w:tcMar>
+              <w:top w:type="dxa" w:w="80"/>
+              <w:left w:type="dxa" w:w="100"/>
+              <w:bottom w:type="dxa" w:w="80"/>
+              <w:right w:type="dxa" w:w="100"/>
+            </w:tcMar>
+            <w:vAlign w:val="top"/>
+          </w:tcPr>
+          <w:p>
+            <w:pPr>
+              <w:spacing w:after="50" w:before="0"/>
+            </w:pPr>
+            <w:r>
+              <w:rPr>
+                <w:color w:val="BBBBBB"/>
+                <w:sz w:val="18"/>
+                <w:szCs w:val="18"/>
+              </w:rPr>
+              <w:t xml:space="preserve">____________________________</w:t>
+            </w:r>
+          </w:p>
+          <w:p>
+            <w:pPr>
+              <w:spacing w:after="50" w:before="0"/>
+            </w:pPr>
+            <w:r>
+              <w:rPr>
+                <w:color w:val="BBBBBB"/>
+                <w:sz w:val="18"/>
+                <w:szCs w:val="18"/>
+              </w:rPr>
+              <w:t xml:space="preserve">____________________________</w:t>
+            </w:r>
+          </w:p>
+          <w:p>
+            <w:pPr>
+              <w:spacing w:after="50" w:before="0"/>
+            </w:pPr>
+            <w:r>
+              <w:rPr>
+                <w:color w:val="BBBBBB"/>
+                <w:sz w:val="18"/>
+                <w:szCs w:val="18"/>
+              </w:rPr>
+              <w:t xml:space="preserve">____________________________</w:t>
+            </w:r>
+          </w:p>
+          <w:p>
+            <w:pPr>
+              <w:spacing w:after="50" w:before="0"/>
+            </w:pPr>
+            <w:r>
+              <w:rPr>
+                <w:color w:val="BBBBBB"/>
+                <w:sz w:val="18"/>
+                <w:szCs w:val="18"/>
+              </w:rPr>
+              <w:t xml:space="preserve">____________________________</w:t>
+            </w:r>
+          </w:p>
+        </w:tc>
+        <w:tc>
+          <w:tcPr>
+            <w:tcW w:type="dxa" w:w="3000"/>
+            <w:shd w:fill="FBF3E2" w:color="auto" w:val="clear"/>
+            <w:tcMar>
+              <w:top w:type="dxa" w:w="80"/>
+              <w:left w:type="dxa" w:w="100"/>
+              <w:bottom w:type="dxa" w:w="80"/>
+              <w:right w:type="dxa" w:w="100"/>
+            </w:tcMar>
+            <w:vAlign w:val="top"/>
+          </w:tcPr>
+          <w:p>
+            <w:pPr>
+              <w:spacing w:after="30" w:before="0"/>
+            </w:pPr>
+            <w:r>
+              <w:rPr>
+                <w:b/>
+                <w:bCs/>
+                <w:color w:val="0F2B3C"/>
+                <w:sz w:val="18"/>
+                <w:szCs w:val="18"/>
+              </w:rPr>
+              <w:t xml:space="preserve">Because... ________________</w:t>
+            </w:r>
+          </w:p>
+          <w:p>
+            <w:pPr>
+              <w:spacing w:after="50" w:before="0"/>
+            </w:pPr>
+            <w:r>
+              <w:rPr>
+                <w:color w:val="BBBBBB"/>
+                <w:sz w:val="18"/>
+                <w:szCs w:val="18"/>
+              </w:rPr>
+              <w:t xml:space="preserve">____________________________</w:t>
+            </w:r>
+          </w:p>
+          <w:p>
+            <w:pPr>
+              <w:spacing w:after="30" w:before="40"/>
+            </w:pPr>
+            <w:r>
+              <w:rPr>
+                <w:b/>
+                <w:bCs/>
+                <w:color w:val="1A6FB5"/>
+                <w:sz w:val="18"/>
+                <w:szCs w:val="18"/>
+              </w:rPr>
+              <w:t xml:space="preserve">Although... _______________</w:t>
+            </w:r>
+          </w:p>
+          <w:p>
+            <w:pPr>
+              <w:spacing w:after="50" w:before="0"/>
+            </w:pPr>
+            <w:r>
+              <w:rPr>
+                <w:color w:val="BBBBBB"/>
+                <w:sz w:val="18"/>
+                <w:szCs w:val="18"/>
+              </w:rPr>
+              <w:t xml:space="preserve">____________________________</w:t>
+            </w:r>
+          </w:p>
+          <w:p>
+            <w:pPr>
+              <w:spacing w:after="30" w:before="40"/>
+            </w:pPr>
+            <w:r>
+              <w:rPr>
+                <w:b/>
+                <w:bCs/>
+                <w:color w:val="7A5400"/>
+                <w:sz w:val="18"/>
+                <w:szCs w:val="18"/>
+              </w:rPr>
+              <w:t xml:space="preserve">Therefore... ______________</w:t>
+            </w:r>
+          </w:p>
+          <w:p>
+            <w:pPr>
+              <w:spacing w:after="50" w:before="0"/>
+            </w:pPr>
+            <w:r>
+              <w:rPr>
+                <w:color w:val="BBBBBB"/>
+                <w:sz w:val="18"/>
+                <w:szCs w:val="18"/>
+              </w:rPr>
+              <w:t xml:space="preserve">____________________________</w:t>
+            </w:r>
+          </w:p>
+        </w:tc>
+      </w:tr>
+    </w:tbl>
     <w:p>
       <w:pPr>
         <w:spacing w:after="60" w:before="0"/>
       </w:pPr>
       <w:r>
-        <w:rPr>
-          <w:i/>
-          <w:iCs/>
-          <w:color w:val="3F4D5C"/>
-          <w:sz w:val="20"/>
-          <w:szCs w:val="20"/>
-        </w:rPr>
-        <w:t xml:space="preserve">B. ¿Cuánto es 6/5 de 540?</w:t>
-      </w:r>
-    </w:p>
-    <w:p>
-      <w:pPr>
-        <w:spacing w:after="80" w:before="0"/>
-      </w:pPr>
-      <w:r>
-        <w:rPr>
-          <w:color w:val="BBBBBB"/>
-        </w:rPr>
-        <w:t xml:space="preserve">____________________________________________________</w:t>
-      </w:r>
-    </w:p>
-    <w:p>
-      <w:pPr>
-        <w:spacing w:after="40" w:before="0"/>
-      </w:pPr>
-      <w:r>
-        <w:rPr>
-          <w:sz w:val="22"/>
-          <w:szCs w:val="22"/>
-        </w:rPr>
-        <w:t xml:space="preserve">3.  Without computing: 3/4 of 200 is…</w:t>
-      </w:r>
-    </w:p>
+        <w:t xml:space="preserve"/>
+      </w:r>
+    </w:p>
+    <w:tbl>
+      <w:tblPr>
+        <w:tblW w:type="dxa" w:w="9360"/>
+        <w:tblBorders>
+          <w:top w:val="single" w:color="C7D2DD" w:sz="6"/>
+          <w:left w:val="single" w:color="C7D2DD" w:sz="6"/>
+          <w:bottom w:val="single" w:color="C7D2DD" w:sz="6"/>
+          <w:right w:val="single" w:color="C7D2DD" w:sz="6"/>
+          <w:insideH w:val="single" w:color="C7D2DD" w:sz="6"/>
+          <w:insideV w:val="single" w:color="C7D2DD" w:sz="6"/>
+        </w:tblBorders>
+      </w:tblPr>
+      <w:tblGrid>
+        <w:gridCol w:w="2800"/>
+        <w:gridCol w:w="3560"/>
+        <w:gridCol w:w="3000"/>
+      </w:tblGrid>
+      <w:tr>
+        <w:trPr>
+          <w:cantSplit/>
+          <w:tblHeader/>
+        </w:trPr>
+        <w:tc>
+          <w:tcPr>
+            <w:tcW w:type="dxa" w:w="2800"/>
+            <w:shd w:fill="EEF4F8" w:color="auto" w:val="clear"/>
+            <w:tcMar>
+              <w:top w:type="dxa" w:w="60"/>
+              <w:left w:type="dxa" w:w="100"/>
+              <w:bottom w:type="dxa" w:w="60"/>
+              <w:right w:type="dxa" w:w="100"/>
+            </w:tcMar>
+          </w:tcPr>
+          <w:p>
+            <w:pPr>
+              <w:spacing w:after="0" w:before="0"/>
+            </w:pPr>
+            <w:r>
+              <w:rPr>
+                <w:b/>
+                <w:bCs/>
+                <w:color w:val="0F2B3C"/>
+                <w:sz w:val="16"/>
+                <w:szCs w:val="16"/>
+              </w:rPr>
+              <w:t xml:space="preserve">CORE PROBLEM / GIVEN REPRESENTATION</w:t>
+            </w:r>
+          </w:p>
+        </w:tc>
+        <w:tc>
+          <w:tcPr>
+            <w:tcW w:type="dxa" w:w="3560"/>
+            <w:shd w:fill="EEF4F8" w:color="auto" w:val="clear"/>
+            <w:tcMar>
+              <w:top w:type="dxa" w:w="60"/>
+              <w:left w:type="dxa" w:w="100"/>
+              <w:bottom w:type="dxa" w:w="60"/>
+              <w:right w:type="dxa" w:w="100"/>
+            </w:tcMar>
+          </w:tcPr>
+          <w:p>
+            <w:pPr>
+              <w:spacing w:after="0" w:before="0"/>
+            </w:pPr>
+            <w:r>
+              <w:rPr>
+                <w:b/>
+                <w:bCs/>
+                <w:color w:val="0F2B3C"/>
+                <w:sz w:val="16"/>
+                <w:szCs w:val="16"/>
+              </w:rPr>
+              <w:t xml:space="preserve">WORKING SPACE / CALCULATION STEPS</w:t>
+            </w:r>
+          </w:p>
+        </w:tc>
+        <w:tc>
+          <w:tcPr>
+            <w:tcW w:type="dxa" w:w="3000"/>
+            <w:shd w:fill="FBF3E2" w:color="auto" w:val="clear"/>
+            <w:tcMar>
+              <w:top w:type="dxa" w:w="60"/>
+              <w:left w:type="dxa" w:w="100"/>
+              <w:bottom w:type="dxa" w:w="60"/>
+              <w:right w:type="dxa" w:w="100"/>
+            </w:tcMar>
+          </w:tcPr>
+          <w:p>
+            <w:pPr>
+              <w:spacing w:after="0" w:before="0"/>
+            </w:pPr>
+            <w:r>
+              <w:rPr>
+                <w:b/>
+                <w:bCs/>
+                <w:color w:val="7A5400"/>
+                <w:sz w:val="16"/>
+                <w:szCs w:val="16"/>
+              </w:rPr>
+              <w:t xml:space="preserve">EXPLAIN YOUR REASONING</w:t>
+            </w:r>
+          </w:p>
+        </w:tc>
+      </w:tr>
+      <w:tr>
+        <w:trPr>
+          <w:cantSplit/>
+        </w:trPr>
+        <w:tc>
+          <w:tcPr>
+            <w:tcW w:type="dxa" w:w="2800"/>
+            <w:tcMar>
+              <w:top w:type="dxa" w:w="80"/>
+              <w:left w:type="dxa" w:w="100"/>
+              <w:bottom w:type="dxa" w:w="80"/>
+              <w:right w:type="dxa" w:w="100"/>
+            </w:tcMar>
+            <w:vAlign w:val="top"/>
+          </w:tcPr>
+          <w:p>
+            <w:pPr>
+              <w:spacing w:after="40" w:before="0"/>
+            </w:pPr>
+            <w:r>
+              <w:rPr>
+                <w:b/>
+                <w:bCs/>
+                <w:color w:val="0F2B3C"/>
+                <w:sz w:val="20"/>
+                <w:szCs w:val="20"/>
+              </w:rPr>
+              <w:t xml:space="preserve">3.  Without computing: 3/4 of 200 is…</w:t>
+            </w:r>
+          </w:p>
+          <w:p>
+            <w:pPr>
+              <w:spacing w:after="40" w:before="0"/>
+            </w:pPr>
+            <w:r>
+              <w:rPr>
+                <w:i/>
+                <w:iCs/>
+                <w:color w:val="3F4D5C"/>
+                <w:sz w:val="20"/>
+                <w:szCs w:val="20"/>
+              </w:rPr>
+              <w:t xml:space="preserve">C. Sin calcular: 3/4 de 200 es…</w:t>
+            </w:r>
+          </w:p>
+          <w:p>
+            <w:pPr>
+              <w:spacing w:after="0" w:before="0"/>
+            </w:pPr>
+            <w:r>
+              <w:rPr>
+                <w:color w:val="5E6E7E"/>
+                <w:sz w:val="18"/>
+                <w:szCs w:val="18"/>
+              </w:rPr>
+              <w:t xml:space="preserve">Choices: less than 200   /   equal to 200   /   greater than 200   /   equal to 0</w:t>
+            </w:r>
+          </w:p>
+        </w:tc>
+        <w:tc>
+          <w:tcPr>
+            <w:tcW w:type="dxa" w:w="3560"/>
+            <w:tcMar>
+              <w:top w:type="dxa" w:w="80"/>
+              <w:left w:type="dxa" w:w="100"/>
+              <w:bottom w:type="dxa" w:w="80"/>
+              <w:right w:type="dxa" w:w="100"/>
+            </w:tcMar>
+            <w:vAlign w:val="top"/>
+          </w:tcPr>
+          <w:p>
+            <w:pPr>
+              <w:spacing w:after="50" w:before="0"/>
+            </w:pPr>
+            <w:r>
+              <w:rPr>
+                <w:color w:val="BBBBBB"/>
+                <w:sz w:val="18"/>
+                <w:szCs w:val="18"/>
+              </w:rPr>
+              <w:t xml:space="preserve">____________________________</w:t>
+            </w:r>
+          </w:p>
+          <w:p>
+            <w:pPr>
+              <w:spacing w:after="50" w:before="0"/>
+            </w:pPr>
+            <w:r>
+              <w:rPr>
+                <w:color w:val="BBBBBB"/>
+                <w:sz w:val="18"/>
+                <w:szCs w:val="18"/>
+              </w:rPr>
+              <w:t xml:space="preserve">____________________________</w:t>
+            </w:r>
+          </w:p>
+          <w:p>
+            <w:pPr>
+              <w:spacing w:after="50" w:before="0"/>
+            </w:pPr>
+            <w:r>
+              <w:rPr>
+                <w:color w:val="BBBBBB"/>
+                <w:sz w:val="18"/>
+                <w:szCs w:val="18"/>
+              </w:rPr>
+              <w:t xml:space="preserve">____________________________</w:t>
+            </w:r>
+          </w:p>
+          <w:p>
+            <w:pPr>
+              <w:spacing w:after="50" w:before="0"/>
+            </w:pPr>
+            <w:r>
+              <w:rPr>
+                <w:color w:val="BBBBBB"/>
+                <w:sz w:val="18"/>
+                <w:szCs w:val="18"/>
+              </w:rPr>
+              <w:t xml:space="preserve">____________________________</w:t>
+            </w:r>
+          </w:p>
+        </w:tc>
+        <w:tc>
+          <w:tcPr>
+            <w:tcW w:type="dxa" w:w="3000"/>
+            <w:shd w:fill="FBF3E2" w:color="auto" w:val="clear"/>
+            <w:tcMar>
+              <w:top w:type="dxa" w:w="80"/>
+              <w:left w:type="dxa" w:w="100"/>
+              <w:bottom w:type="dxa" w:w="80"/>
+              <w:right w:type="dxa" w:w="100"/>
+            </w:tcMar>
+            <w:vAlign w:val="top"/>
+          </w:tcPr>
+          <w:p>
+            <w:pPr>
+              <w:spacing w:after="30" w:before="0"/>
+            </w:pPr>
+            <w:r>
+              <w:rPr>
+                <w:b/>
+                <w:bCs/>
+                <w:color w:val="0F2B3C"/>
+                <w:sz w:val="18"/>
+                <w:szCs w:val="18"/>
+              </w:rPr>
+              <w:t xml:space="preserve">Because... ________________</w:t>
+            </w:r>
+          </w:p>
+          <w:p>
+            <w:pPr>
+              <w:spacing w:after="50" w:before="0"/>
+            </w:pPr>
+            <w:r>
+              <w:rPr>
+                <w:color w:val="BBBBBB"/>
+                <w:sz w:val="18"/>
+                <w:szCs w:val="18"/>
+              </w:rPr>
+              <w:t xml:space="preserve">____________________________</w:t>
+            </w:r>
+          </w:p>
+          <w:p>
+            <w:pPr>
+              <w:spacing w:after="30" w:before="40"/>
+            </w:pPr>
+            <w:r>
+              <w:rPr>
+                <w:b/>
+                <w:bCs/>
+                <w:color w:val="1A6FB5"/>
+                <w:sz w:val="18"/>
+                <w:szCs w:val="18"/>
+              </w:rPr>
+              <w:t xml:space="preserve">Although... _______________</w:t>
+            </w:r>
+          </w:p>
+          <w:p>
+            <w:pPr>
+              <w:spacing w:after="50" w:before="0"/>
+            </w:pPr>
+            <w:r>
+              <w:rPr>
+                <w:color w:val="BBBBBB"/>
+                <w:sz w:val="18"/>
+                <w:szCs w:val="18"/>
+              </w:rPr>
+              <w:t xml:space="preserve">____________________________</w:t>
+            </w:r>
+          </w:p>
+          <w:p>
+            <w:pPr>
+              <w:spacing w:after="30" w:before="40"/>
+            </w:pPr>
+            <w:r>
+              <w:rPr>
+                <w:b/>
+                <w:bCs/>
+                <w:color w:val="7A5400"/>
+                <w:sz w:val="18"/>
+                <w:szCs w:val="18"/>
+              </w:rPr>
+              <w:t xml:space="preserve">Therefore... ______________</w:t>
+            </w:r>
+          </w:p>
+          <w:p>
+            <w:pPr>
+              <w:spacing w:after="50" w:before="0"/>
+            </w:pPr>
+            <w:r>
+              <w:rPr>
+                <w:color w:val="BBBBBB"/>
+                <w:sz w:val="18"/>
+                <w:szCs w:val="18"/>
+              </w:rPr>
+              <w:t xml:space="preserve">____________________________</w:t>
+            </w:r>
+          </w:p>
+        </w:tc>
+      </w:tr>
+    </w:tbl>
     <w:p>
       <w:pPr>
         <w:spacing w:after="60" w:before="0"/>
       </w:pPr>
       <w:r>
-        <w:rPr>
-          <w:i/>
-          <w:iCs/>
-          <w:color w:val="3F4D5C"/>
-          <w:sz w:val="20"/>
-          <w:szCs w:val="20"/>
-        </w:rPr>
-        <w:t xml:space="preserve">C. Sin calcular: 3/4 de 200 es…</w:t>
-      </w:r>
-    </w:p>
-    <w:p>
-      <w:pPr>
-        <w:spacing w:after="40" w:before="0"/>
-      </w:pPr>
-      <w:r>
-        <w:rPr>
-          <w:color w:val="5E6E7E"/>
-          <w:sz w:val="20"/>
-          <w:szCs w:val="20"/>
-        </w:rPr>
-        <w:t xml:space="preserve">     choices: less than 200   /   equal to 200   /   greater than 200   /   equal to 0</w:t>
-      </w:r>
-    </w:p>
-    <w:p>
-      <w:pPr>
-        <w:spacing w:after="80" w:before="0"/>
-      </w:pPr>
-      <w:r>
-        <w:rPr>
-          <w:color w:val="BBBBBB"/>
-        </w:rPr>
-        <w:t xml:space="preserve">____________________________________________________</w:t>
+        <w:t xml:space="preserve"/>
       </w:r>
     </w:p>
     <w:p>
@@ -806,6 +4757,141 @@
         <w:t xml:space="preserve">____________________________________________________</w:t>
       </w:r>
     </w:p>
+    <w:tbl>
+      <w:tblPr>
+        <w:tblW w:type="dxa" w:w="9360"/>
+        <w:tblBorders>
+          <w:top w:val="single" w:color="C7D2DD" w:sz="6"/>
+          <w:left w:val="single" w:color="C7D2DD" w:sz="6"/>
+          <w:bottom w:val="single" w:color="C7D2DD" w:sz="6"/>
+          <w:right w:val="single" w:color="C7D2DD" w:sz="6"/>
+          <w:insideH w:val="single" w:color="C7D2DD" w:sz="6"/>
+          <w:insideV w:val="single" w:color="C7D2DD" w:sz="6"/>
+        </w:tblBorders>
+      </w:tblPr>
+      <w:tblGrid>
+        <w:gridCol w:w="3120"/>
+        <w:gridCol w:w="3120"/>
+        <w:gridCol w:w="3120"/>
+      </w:tblGrid>
+      <w:tr>
+        <w:trPr>
+          <w:cantSplit/>
+          <w:tblHeader/>
+        </w:trPr>
+        <w:tc>
+          <w:tcPr>
+            <w:tcW w:type="dxa" w:w="9360"/>
+            <w:gridSpan w:val="3"/>
+            <w:shd w:fill="EEF4F8" w:color="auto" w:val="clear"/>
+            <w:tcMar>
+              <w:top w:type="dxa" w:w="60"/>
+              <w:left w:type="dxa" w:w="100"/>
+              <w:bottom w:type="dxa" w:w="60"/>
+              <w:right w:type="dxa" w:w="100"/>
+            </w:tcMar>
+          </w:tcPr>
+          <w:p>
+            <w:pPr>
+              <w:spacing w:after="0" w:before="0"/>
+            </w:pPr>
+            <w:r>
+              <w:rPr>
+                <w:b/>
+                <w:bCs/>
+                <w:color w:val="0F2B3C"/>
+                <w:sz w:val="18"/>
+                <w:szCs w:val="18"/>
+              </w:rPr>
+              <w:t xml:space="preserve">EXIT CHECK · 3-POINT SELF-ASSESSMENT CHECKLIST</w:t>
+            </w:r>
+          </w:p>
+        </w:tc>
+      </w:tr>
+      <w:tr>
+        <w:trPr>
+          <w:cantSplit/>
+        </w:trPr>
+        <w:tc>
+          <w:tcPr>
+            <w:tcW w:type="dxa" w:w="3120"/>
+            <w:tcMar>
+              <w:top w:type="dxa" w:w="80"/>
+              <w:left w:type="dxa" w:w="100"/>
+              <w:bottom w:type="dxa" w:w="80"/>
+              <w:right w:type="dxa" w:w="100"/>
+            </w:tcMar>
+          </w:tcPr>
+          <w:p>
+            <w:pPr>
+              <w:spacing w:after="0" w:before="0"/>
+            </w:pPr>
+            <w:r>
+              <w:rPr>
+                <w:b/>
+                <w:bCs/>
+                <w:color w:val="0F2B3C"/>
+                <w:sz w:val="18"/>
+                <w:szCs w:val="18"/>
+              </w:rPr>
+              <w:t xml:space="preserve">☐ 1. Units &amp; Labels Verified</w:t>
+            </w:r>
+          </w:p>
+        </w:tc>
+        <w:tc>
+          <w:tcPr>
+            <w:tcW w:type="dxa" w:w="3120"/>
+            <w:tcMar>
+              <w:top w:type="dxa" w:w="80"/>
+              <w:left w:type="dxa" w:w="100"/>
+              <w:bottom w:type="dxa" w:w="80"/>
+              <w:right w:type="dxa" w:w="100"/>
+            </w:tcMar>
+          </w:tcPr>
+          <w:p>
+            <w:pPr>
+              <w:spacing w:after="0" w:before="0"/>
+            </w:pPr>
+            <w:r>
+              <w:rPr>
+                <w:b/>
+                <w:bCs/>
+                <w:color w:val="0F2B3C"/>
+                <w:sz w:val="18"/>
+                <w:szCs w:val="18"/>
+              </w:rPr>
+              <w:t xml:space="preserve">☐ 2. Reasoning Stated (Because / Although / Therefore)</w:t>
+            </w:r>
+          </w:p>
+        </w:tc>
+        <w:tc>
+          <w:tcPr>
+            <w:tcW w:type="dxa" w:w="3120"/>
+            <w:tcMar>
+              <w:top w:type="dxa" w:w="80"/>
+              <w:left w:type="dxa" w:w="100"/>
+              <w:bottom w:type="dxa" w:w="80"/>
+              <w:right w:type="dxa" w:w="100"/>
+            </w:tcMar>
+          </w:tcPr>
+          <w:p>
+            <w:pPr>
+              <w:spacing w:after="0" w:before="0"/>
+            </w:pPr>
+            <w:r>
+              <w:rPr>
+                <w:b/>
+                <w:bCs/>
+                <w:color w:val="0F2B3C"/>
+                <w:sz w:val="18"/>
+                <w:szCs w:val="18"/>
+              </w:rPr>
+              <w:t xml:space="preserve">☐ 3. Calculations Double-Checked</w:t>
+            </w:r>
+          </w:p>
+        </w:tc>
+      </w:tr>
+    </w:tbl>
     <w:p>
       <w:pPr>
         <w:spacing w:after="60" w:before="120"/>
